--- a/Fase 1/Evidencias grupales/1.5_GuiaEstudiante_Fase 1_Definicion Proyecto APT (1).docx
+++ b/Fase 1/Evidencias grupales/1.5_GuiaEstudiante_Fase 1_Definicion Proyecto APT (1).docx
@@ -1130,7 +1130,7 @@
                 <w:szCs w:val="20"/>
                 <w:lang w:eastAsia="es-CL"/>
               </w:rPr>
-              <w:t>CITAMED</w:t>
+              <w:t>MALLASALUD</w:t>
             </w:r>
           </w:p>
         </w:tc>
@@ -1850,7 +1850,18 @@
                 <w:szCs w:val="20"/>
                 <w:lang w:eastAsia="es-CL"/>
               </w:rPr>
-              <w:t>CITAMED es una solución tecnológica diseñada para optimizar y agilizar el proceso de toma de horas médicas en centros de salud pública (CESFAM, SAPU y consultorios), reduciendo los tiempos de espera y las filas presenciales. El sistema se compone principalmente de una plataforma web intuitiva conectada a una base de datos centralizada, permitiendo a pacientes y personal administrativo gestionar la disponibilidad de citas de manera organizada y en tiempo real. Adicionalmente, como componente de accesibilidad e inclusión, el proyecto contempla la integración de un Asistente virtual de atención telefónica con un tono empático y lenguaje claro, especialmente adaptado para adultos mayores o personas con baja alfabetización digital, permitiéndoles agendar su atención médica mediante una llamada telefónica tradicional que impacta directamente en la misma base de datos central.</w:t>
+              <w:t>MALLASALUD</w:t>
+            </w:r>
+            <w:r>
+              <w:rPr>
+                <w:rFonts w:ascii="Calibri" w:hAnsi="Calibri" w:cs="Arial"/>
+                <w:i/>
+                <w:color w:val="548DD4"/>
+                <w:sz w:val="20"/>
+                <w:szCs w:val="20"/>
+                <w:lang w:eastAsia="es-CL"/>
+              </w:rPr>
+              <w:t xml:space="preserve"> es una solución tecnológica diseñada para optimizar y agilizar el proceso de toma de horas médicas en centros de salud pública (CESFAM, SAPU y consultorios), reduciendo los tiempos de espera y las filas presenciales. El sistema se compone principalmente de una plataforma web intuitiva conectada a una base de datos centralizada, permitiendo a pacientes y personal administrativo gestionar la disponibilidad de citas de manera organizada y en tiempo real. Adicionalmente, como componente de accesibilidad e inclusión, el proyecto contempla la integración de un Asistente virtual de atención telefónica con un tono empático y lenguaje claro, especialmente adaptado para adultos mayores o personas con baja alfabetización digital, permitiéndoles agendar su atención médica mediante una llamada telefónica tradicional que impacta directamente en la misma base de datos central.</w:t>
             </w:r>
           </w:p>
         </w:tc>
@@ -1914,9 +1925,8 @@
                 <w:szCs w:val="20"/>
                 <w:lang w:eastAsia="es-CL"/>
               </w:rPr>
-              <w:t xml:space="preserve">levantamiento de requerimientos funcionales/no funcionales, arquitectura </w:t>
-            </w:r>
-            <w:proofErr w:type="spellStart"/>
+              <w:t xml:space="preserve">El proyecto </w:t>
+            </w:r>
             <w:r>
               <w:rPr>
                 <w:rFonts w:ascii="Calibri" w:hAnsi="Calibri" w:cs="Arial"/>
@@ -1926,9 +1936,8 @@
                 <w:szCs w:val="20"/>
                 <w:lang w:eastAsia="es-CL"/>
               </w:rPr>
-              <w:t>frontend</w:t>
-            </w:r>
-            <w:proofErr w:type="spellEnd"/>
+              <w:t>MALLASALUD</w:t>
+            </w:r>
             <w:r>
               <w:rPr>
                 <w:rFonts w:ascii="Calibri" w:hAnsi="Calibri" w:cs="Arial"/>
@@ -1938,7 +1947,7 @@
                 <w:szCs w:val="20"/>
                 <w:lang w:eastAsia="es-CL"/>
               </w:rPr>
-              <w:t>/</w:t>
+              <w:t xml:space="preserve"> permite consolidar las competencias del perfil de egreso de Ingeniería en Informática al requerir el levantamiento riguroso de requerimientos, la aplicación de patrones de diseño de software modernos, el modelado y optimización de bases de datos relacionales con alta concurrencia, y la integración de arquitecturas </w:t>
             </w:r>
             <w:proofErr w:type="spellStart"/>
             <w:r>
@@ -1950,7 +1959,7 @@
                 <w:szCs w:val="20"/>
                 <w:lang w:eastAsia="es-CL"/>
               </w:rPr>
-              <w:t>backend</w:t>
+              <w:t>omnicanal</w:t>
             </w:r>
             <w:proofErr w:type="spellEnd"/>
             <w:r>
@@ -1962,31 +1971,7 @@
                 <w:szCs w:val="20"/>
                 <w:lang w:eastAsia="es-CL"/>
               </w:rPr>
-              <w:t xml:space="preserve">, diseño de bases de datos relacionales concurrentes y despliegue de microservicios e integraciones </w:t>
-            </w:r>
-            <w:proofErr w:type="spellStart"/>
-            <w:r>
-              <w:rPr>
-                <w:rFonts w:ascii="Calibri" w:hAnsi="Calibri" w:cs="Arial"/>
-                <w:i/>
-                <w:color w:val="548DD4"/>
-                <w:sz w:val="20"/>
-                <w:szCs w:val="20"/>
-                <w:lang w:eastAsia="es-CL"/>
-              </w:rPr>
-              <w:t>omnicanal</w:t>
-            </w:r>
-            <w:proofErr w:type="spellEnd"/>
-            <w:r>
-              <w:rPr>
-                <w:rFonts w:ascii="Calibri" w:hAnsi="Calibri" w:cs="Arial"/>
-                <w:i/>
-                <w:color w:val="548DD4"/>
-                <w:sz w:val="20"/>
-                <w:szCs w:val="20"/>
-                <w:lang w:eastAsia="es-CL"/>
-              </w:rPr>
-              <w:t>.</w:t>
+              <w:t xml:space="preserve"> en la nube orientadas a la inclusión digital.</w:t>
             </w:r>
           </w:p>
         </w:tc>
@@ -2351,7 +2336,61 @@
                 <w:szCs w:val="20"/>
                 <w:lang w:eastAsia="es-CL"/>
               </w:rPr>
-              <w:t xml:space="preserve"> CSS para la interfaz; persistencia de datos sobre el motor relacional PostgreSQL, gestionado mediante el ORM Prisma; servicios en la nube para mensajería y canal de voz/telefonía; entorno de desarrollo local con soporte para virtualización/contenedores (Docker); y GitHub para el control de versiones, integración continua y trabajo colaborativo.</w:t>
+              <w:t xml:space="preserve"> CSS para la interfaz; persistencia de datos sobre el motor relacional PostgreSQL, gestionado mediante el ORM Prisma; servicios en la nube para mensajería y canal de voz/telefonía</w:t>
+            </w:r>
+            <w:r>
+              <w:rPr>
+                <w:rFonts w:ascii="Calibri" w:hAnsi="Calibri" w:cs="Arial"/>
+                <w:b/>
+                <w:bCs/>
+                <w:i/>
+                <w:color w:val="548DD4"/>
+                <w:sz w:val="20"/>
+                <w:szCs w:val="20"/>
+                <w:lang w:eastAsia="es-CL"/>
+              </w:rPr>
+              <w:t>(</w:t>
+            </w:r>
+            <w:proofErr w:type="spellStart"/>
+            <w:r>
+              <w:rPr>
+                <w:rFonts w:ascii="Calibri" w:hAnsi="Calibri" w:cs="Arial"/>
+                <w:b/>
+                <w:bCs/>
+                <w:i/>
+                <w:color w:val="548DD4"/>
+                <w:sz w:val="20"/>
+                <w:szCs w:val="20"/>
+                <w:lang w:eastAsia="es-CL"/>
+              </w:rPr>
+              <w:t>tiers</w:t>
+            </w:r>
+            <w:proofErr w:type="spellEnd"/>
+            <w:r>
+              <w:rPr>
+                <w:rFonts w:ascii="Calibri" w:hAnsi="Calibri" w:cs="Arial"/>
+                <w:b/>
+                <w:bCs/>
+                <w:i/>
+                <w:color w:val="548DD4"/>
+                <w:sz w:val="20"/>
+                <w:szCs w:val="20"/>
+                <w:lang w:eastAsia="es-CL"/>
+              </w:rPr>
+              <w:t xml:space="preserve"> gratuitos)</w:t>
+            </w:r>
+            <w:r>
+              <w:rPr>
+                <w:rFonts w:ascii="Calibri" w:hAnsi="Calibri" w:cs="Arial"/>
+                <w:b/>
+                <w:bCs/>
+                <w:i/>
+                <w:color w:val="548DD4"/>
+                <w:sz w:val="20"/>
+                <w:szCs w:val="20"/>
+                <w:lang w:eastAsia="es-CL"/>
+              </w:rPr>
+              <w:t>; entorno de desarrollo local con soporte para virtualización/contenedores (Docker); y GitHub para el control de versiones, integración continua y trabajo colaborativo.</w:t>
             </w:r>
           </w:p>
           <w:p>
@@ -2662,7 +2701,29 @@
                 <w:szCs w:val="20"/>
                 <w:lang w:eastAsia="es-CL"/>
               </w:rPr>
-              <w:t xml:space="preserve"> (CITAMED) para la gestión, distribución y reserva de horas médicas en centros de salud pública primaria, optimizando la asignación de cupos y facilitando el acceso a pacientes mediante validación de RUT y cuotas prioritarias.</w:t>
+              <w:t xml:space="preserve"> (</w:t>
+            </w:r>
+            <w:r>
+              <w:rPr>
+                <w:rFonts w:ascii="Calibri" w:hAnsi="Calibri" w:cs="Arial"/>
+                <w:i/>
+                <w:color w:val="548DD4"/>
+                <w:sz w:val="20"/>
+                <w:szCs w:val="20"/>
+                <w:lang w:eastAsia="es-CL"/>
+              </w:rPr>
+              <w:t>MALLASALUD</w:t>
+            </w:r>
+            <w:r>
+              <w:rPr>
+                <w:rFonts w:ascii="Calibri" w:hAnsi="Calibri" w:cs="Arial"/>
+                <w:i/>
+                <w:color w:val="548DD4"/>
+                <w:sz w:val="20"/>
+                <w:szCs w:val="20"/>
+                <w:lang w:eastAsia="es-CL"/>
+              </w:rPr>
+              <w:t>) para la gestión, distribución y reserva de horas médicas en centros de salud pública primaria, optimizando la asignación de cupos y facilitando el acceso a pacientes mediante validación de RUT y cuotas prioritarias.</w:t>
             </w:r>
           </w:p>
         </w:tc>
@@ -3985,7 +4046,27 @@
                 <w:color w:val="1F3864"/>
                 <w:lang w:eastAsia="es-CL"/>
               </w:rPr>
-              <w:t>Formaliza el alcance, la arquitectura preliminar y la planificación metodológica del proyecto CITAMED bajo estándares de ingeniería.</w:t>
+              <w:t xml:space="preserve">Formaliza el alcance, la arquitectura preliminar y la planificación metodológica del proyecto </w:t>
+            </w:r>
+            <w:r>
+              <w:rPr>
+                <w:rFonts w:ascii="Calibri" w:eastAsia="Times New Roman" w:hAnsi="Calibri" w:cs="Calibri"/>
+                <w:b/>
+                <w:bCs/>
+                <w:color w:val="1F3864"/>
+                <w:lang w:eastAsia="es-CL"/>
+              </w:rPr>
+              <w:t>MALLASALUD</w:t>
+            </w:r>
+            <w:r>
+              <w:rPr>
+                <w:rFonts w:ascii="Calibri" w:eastAsia="Times New Roman" w:hAnsi="Calibri" w:cs="Calibri"/>
+                <w:b/>
+                <w:bCs/>
+                <w:color w:val="1F3864"/>
+                <w:lang w:eastAsia="es-CL"/>
+              </w:rPr>
+              <w:t xml:space="preserve"> bajo estándares de ingeniería.</w:t>
             </w:r>
           </w:p>
         </w:tc>
@@ -4576,7 +4657,27 @@
                 <w:color w:val="1F3864"/>
                 <w:lang w:eastAsia="es-CL"/>
               </w:rPr>
-              <w:t>Software CITAMED Operativo y Desplegado</w:t>
+              <w:t xml:space="preserve">Software </w:t>
+            </w:r>
+            <w:r>
+              <w:rPr>
+                <w:rFonts w:ascii="Calibri" w:eastAsia="Times New Roman" w:hAnsi="Calibri" w:cs="Calibri"/>
+                <w:b/>
+                <w:bCs/>
+                <w:color w:val="1F3864"/>
+                <w:lang w:eastAsia="es-CL"/>
+              </w:rPr>
+              <w:t>MALLASALUD</w:t>
+            </w:r>
+            <w:r>
+              <w:rPr>
+                <w:rFonts w:ascii="Calibri" w:eastAsia="Times New Roman" w:hAnsi="Calibri" w:cs="Calibri"/>
+                <w:b/>
+                <w:bCs/>
+                <w:color w:val="1F3864"/>
+                <w:lang w:eastAsia="es-CL"/>
+              </w:rPr>
+              <w:t xml:space="preserve"> Operativo y Desplegado</w:t>
             </w:r>
           </w:p>
         </w:tc>
@@ -4819,7 +4920,27 @@
                 <w:color w:val="1F3864"/>
                 <w:lang w:eastAsia="es-CL"/>
               </w:rPr>
-              <w:t>Evidencia el desarrollo y validación integral del sistema CITAMED cumpliendo los Puntos de Función/Historia planificados.</w:t>
+              <w:t xml:space="preserve">Evidencia el desarrollo y validación integral del sistema </w:t>
+            </w:r>
+            <w:r>
+              <w:rPr>
+                <w:rFonts w:ascii="Calibri" w:eastAsia="Times New Roman" w:hAnsi="Calibri" w:cs="Calibri"/>
+                <w:b/>
+                <w:bCs/>
+                <w:color w:val="1F3864"/>
+                <w:lang w:eastAsia="es-CL"/>
+              </w:rPr>
+              <w:t>MALLASALUD</w:t>
+            </w:r>
+            <w:r>
+              <w:rPr>
+                <w:rFonts w:ascii="Calibri" w:eastAsia="Times New Roman" w:hAnsi="Calibri" w:cs="Calibri"/>
+                <w:b/>
+                <w:bCs/>
+                <w:color w:val="1F3864"/>
+                <w:lang w:eastAsia="es-CL"/>
+              </w:rPr>
+              <w:t xml:space="preserve"> cumpliendo los Puntos de Función/Historia planificados.</w:t>
             </w:r>
           </w:p>
         </w:tc>
@@ -5138,7 +5259,23 @@
                 <w:rFonts w:ascii="Calibri" w:hAnsi="Calibri"/>
                 <w:color w:val="1F3864" w:themeColor="accent1" w:themeShade="80"/>
               </w:rPr>
-              <w:t>efine la planificación de tu Proyecto APT de acuerdo a lo requerido</w:t>
+              <w:t xml:space="preserve">efine la planificación de tu Proyecto APT </w:t>
+            </w:r>
+            <w:proofErr w:type="gramStart"/>
+            <w:r>
+              <w:rPr>
+                <w:rFonts w:ascii="Calibri" w:hAnsi="Calibri"/>
+                <w:color w:val="1F3864" w:themeColor="accent1" w:themeShade="80"/>
+              </w:rPr>
+              <w:t>de acuerdo a</w:t>
+            </w:r>
+            <w:proofErr w:type="gramEnd"/>
+            <w:r>
+              <w:rPr>
+                <w:rFonts w:ascii="Calibri" w:hAnsi="Calibri"/>
+                <w:color w:val="1F3864" w:themeColor="accent1" w:themeShade="80"/>
+              </w:rPr>
+              <w:t xml:space="preserve"> lo requerido</w:t>
             </w:r>
             <w:r>
               <w:rPr>
@@ -5300,7 +5437,25 @@
                 <w:color w:val="1F3864"/>
                 <w:lang w:eastAsia="es-CL"/>
               </w:rPr>
-              <w:t>Nombre de  Actividades/Tareas</w:t>
+              <w:t xml:space="preserve">Nombre </w:t>
+            </w:r>
+            <w:proofErr w:type="gramStart"/>
+            <w:r>
+              <w:rPr>
+                <w:rFonts w:ascii="Calibri" w:eastAsia="Times New Roman" w:hAnsi="Calibri" w:cs="Calibri"/>
+                <w:color w:val="1F3864"/>
+                <w:lang w:eastAsia="es-CL"/>
+              </w:rPr>
+              <w:t>de  Actividades</w:t>
+            </w:r>
+            <w:proofErr w:type="gramEnd"/>
+            <w:r>
+              <w:rPr>
+                <w:rFonts w:ascii="Calibri" w:eastAsia="Times New Roman" w:hAnsi="Calibri" w:cs="Calibri"/>
+                <w:color w:val="1F3864"/>
+                <w:lang w:eastAsia="es-CL"/>
+              </w:rPr>
+              <w:t>/Tareas</w:t>
             </w:r>
           </w:p>
         </w:tc>
@@ -5789,6 +5944,7 @@
               <w:t xml:space="preserve">Modelado del esquema relacional en </w:t>
             </w:r>
             <w:proofErr w:type="spellStart"/>
+            <w:proofErr w:type="gramStart"/>
             <w:r>
               <w:rPr>
                 <w:rFonts w:ascii="Calibri" w:eastAsia="Times New Roman" w:hAnsi="Calibri" w:cs="Calibri"/>
@@ -5801,6 +5957,7 @@
               <w:t>schema.prisma</w:t>
             </w:r>
             <w:proofErr w:type="spellEnd"/>
+            <w:proofErr w:type="gramEnd"/>
             <w:r>
               <w:rPr>
                 <w:rFonts w:ascii="Calibri" w:eastAsia="Times New Roman" w:hAnsi="Calibri" w:cs="Calibri"/>
@@ -8873,7 +9030,29 @@
                 <w:szCs w:val="18"/>
                 <w:lang w:eastAsia="es-CL"/>
               </w:rPr>
-              <w:t xml:space="preserve"> central de CITAMED.</w:t>
+              <w:t xml:space="preserve"> central de </w:t>
+            </w:r>
+            <w:r>
+              <w:rPr>
+                <w:rFonts w:ascii="Calibri" w:eastAsia="Times New Roman" w:hAnsi="Calibri" w:cs="Calibri"/>
+                <w:i/>
+                <w:iCs/>
+                <w:sz w:val="18"/>
+                <w:szCs w:val="18"/>
+                <w:lang w:eastAsia="es-CL"/>
+              </w:rPr>
+              <w:t>MALLASALUD</w:t>
+            </w:r>
+            <w:r>
+              <w:rPr>
+                <w:rFonts w:ascii="Calibri" w:eastAsia="Times New Roman" w:hAnsi="Calibri" w:cs="Calibri"/>
+                <w:i/>
+                <w:iCs/>
+                <w:sz w:val="18"/>
+                <w:szCs w:val="18"/>
+                <w:lang w:eastAsia="es-CL"/>
+              </w:rPr>
+              <w:t>.</w:t>
             </w:r>
           </w:p>
         </w:tc>
@@ -10675,7 +10854,18 @@
                 <w:szCs w:val="16"/>
                 <w:lang w:eastAsia="es-CL"/>
               </w:rPr>
-              <w:t>Fase 3</w:t>
+              <w:t xml:space="preserve">Fase </w:t>
+            </w:r>
+            <w:r>
+              <w:rPr>
+                <w:rFonts w:ascii="Calibri" w:eastAsia="Times New Roman" w:hAnsi="Calibri" w:cs="Calibri"/>
+                <w:b/>
+                <w:bCs/>
+                <w:sz w:val="16"/>
+                <w:szCs w:val="16"/>
+                <w:lang w:eastAsia="es-CL"/>
+              </w:rPr>
+              <w:t>2</w:t>
             </w:r>
           </w:p>
         </w:tc>
@@ -24553,15 +24743,6 @@
 </file>
 
 <file path=customXml/item2.xml><?xml version="1.0" encoding="utf-8"?>
-<?mso-contentType ?>
-<FormTemplates xmlns="http://schemas.microsoft.com/sharepoint/v3/contenttype/forms">
-  <Display>DocumentLibraryForm</Display>
-  <Edit>DocumentLibraryForm</Edit>
-  <New>DocumentLibraryForm</New>
-</FormTemplates>
-</file>
-
-<file path=customXml/item3.xml><?xml version="1.0" encoding="utf-8"?>
 <ct:contentTypeSchema xmlns:ct="http://schemas.microsoft.com/office/2006/metadata/contentType" xmlns:ma="http://schemas.microsoft.com/office/2006/metadata/properties/metaAttributes" ct:_="" ma:_="" ma:contentTypeName="Documento" ma:contentTypeID="0x010100E96778489EE7714D8BD12CC105EB918B" ma:contentTypeVersion="2" ma:contentTypeDescription="Crear nuevo documento." ma:contentTypeScope="" ma:versionID="416c5c7ae9b5d54d83875cd3c65194e3">
   <xsd:schema xmlns:xsd="http://www.w3.org/2001/XMLSchema" xmlns:xs="http://www.w3.org/2001/XMLSchema" xmlns:p="http://schemas.microsoft.com/office/2006/metadata/properties" xmlns:ns2="126e8a1c-9ea9-435a-ac89-d06c80d62e30" targetNamespace="http://schemas.microsoft.com/office/2006/metadata/properties" ma:root="true" ma:fieldsID="70a237c842677bd850644f8595079f5e" ns2:_="">
     <xsd:import namespace="126e8a1c-9ea9-435a-ac89-d06c80d62e30"/>
@@ -24693,6 +24874,15 @@
 </ct:contentTypeSchema>
 </file>
 
+<file path=customXml/item3.xml><?xml version="1.0" encoding="utf-8"?>
+<?mso-contentType ?>
+<FormTemplates xmlns="http://schemas.microsoft.com/sharepoint/v3/contenttype/forms">
+  <Display>DocumentLibraryForm</Display>
+  <Edit>DocumentLibraryForm</Edit>
+  <New>DocumentLibraryForm</New>
+</FormTemplates>
+</file>
+
 <file path=customXml/itemProps1.xml><?xml version="1.0" encoding="utf-8"?>
 <ds:datastoreItem xmlns:ds="http://schemas.openxmlformats.org/officeDocument/2006/customXml" ds:itemID="{38174882-579A-45DC-A704-C035A9357F73}">
   <ds:schemaRefs>
@@ -24703,14 +24893,6 @@
 </file>
 
 <file path=customXml/itemProps2.xml><?xml version="1.0" encoding="utf-8"?>
-<ds:datastoreItem xmlns:ds="http://schemas.openxmlformats.org/officeDocument/2006/customXml" ds:itemID="{F3E3E2F7-59E7-4722-B872-D023DC9D1CC1}">
-  <ds:schemaRefs>
-    <ds:schemaRef ds:uri="http://schemas.microsoft.com/sharepoint/v3/contenttype/forms"/>
-  </ds:schemaRefs>
-</ds:datastoreItem>
-</file>
-
-<file path=customXml/itemProps3.xml><?xml version="1.0" encoding="utf-8"?>
 <ds:datastoreItem xmlns:ds="http://schemas.openxmlformats.org/officeDocument/2006/customXml" ds:itemID="{7C9B9CFF-B258-43B4-948A-968A031773F5}">
   <ds:schemaRefs>
     <ds:schemaRef ds:uri="http://schemas.microsoft.com/office/2006/metadata/contentType"/>
@@ -24726,4 +24908,12 @@
     <ds:schemaRef ds:uri="http://schemas.microsoft.com/internal/obd"/>
   </ds:schemaRefs>
 </ds:datastoreItem>
+</file>
+
+<file path=customXml/itemProps3.xml><?xml version="1.0" encoding="utf-8"?>
+<ds:datastoreItem xmlns:ds="http://schemas.openxmlformats.org/officeDocument/2006/customXml" ds:itemID="{F3E3E2F7-59E7-4722-B872-D023DC9D1CC1}">
+  <ds:schemaRefs>
+    <ds:schemaRef ds:uri="http://schemas.microsoft.com/sharepoint/v3/contenttype/forms"/>
+  </ds:schemaRefs>
+</ds:datastoreItem>
 </file>
--- a/Fase 1/Evidencias grupales/1.5_GuiaEstudiante_Fase 1_Definicion Proyecto APT (1).docx
+++ b/Fase 1/Evidencias grupales/1.5_GuiaEstudiante_Fase 1_Definicion Proyecto APT (1).docx
@@ -1,6 +1,6 @@
 
 <file path=word/document.xml><?xml version="1.0" encoding="utf-8"?>
-<w:document xmlns:wpc="http://schemas.microsoft.com/office/word/2010/wordprocessingCanvas" xmlns:cx="http://schemas.microsoft.com/office/drawing/2014/chartex" xmlns:cx1="http://schemas.microsoft.com/office/drawing/2015/9/8/chartex" xmlns:cx2="http://schemas.microsoft.com/office/drawing/2015/10/21/chartex" xmlns:cx3="http://schemas.microsoft.com/office/drawing/2016/5/9/chartex" xmlns:cx4="http://schemas.microsoft.com/office/drawing/2016/5/10/chartex" xmlns:cx5="http://schemas.microsoft.com/office/drawing/2016/5/11/chartex" xmlns:cx6="http://schemas.microsoft.com/office/drawing/2016/5/12/chartex" xmlns:cx7="http://schemas.microsoft.com/office/drawing/2016/5/13/chartex" xmlns:cx8="http://schemas.microsoft.com/office/drawing/2016/5/14/chartex" xmlns:mc="http://schemas.openxmlformats.org/markup-compatibility/2006" xmlns:aink="http://schemas.microsoft.com/office/drawing/2016/ink" xmlns:am3d="http://schemas.microsoft.com/office/drawing/2017/model3d" xmlns:o="urn:schemas-microsoft-com:office:office" xmlns:r="http://schemas.openxmlformats.org/officeDocument/2006/relationships" xmlns:m="http://schemas.openxmlformats.org/officeDocument/2006/math" xmlns:v="urn:schemas-microsoft-com:vml" xmlns:wp14="http://schemas.microsoft.com/office/word/2010/wordprocessingDrawing" xmlns:wp="http://schemas.openxmlformats.org/drawingml/2006/wordprocessingDrawing" xmlns:w10="urn:schemas-microsoft-com:office:word" xmlns:w="http://schemas.openxmlformats.org/wordprocessingml/2006/main" xmlns:w14="http://schemas.microsoft.com/office/word/2010/wordml" xmlns:w15="http://schemas.microsoft.com/office/word/2012/wordml" xmlns:w16cex="http://schemas.microsoft.com/office/word/2018/wordml/cex" xmlns:w16cid="http://schemas.microsoft.com/office/word/2016/wordml/cid" xmlns:w16="http://schemas.microsoft.com/office/word/2018/wordml" xmlns:w16sdtdh="http://schemas.microsoft.com/office/word/2020/wordml/sdtdatahash" xmlns:w16se="http://schemas.microsoft.com/office/word/2015/wordml/symex" xmlns:wpg="http://schemas.microsoft.com/office/word/2010/wordprocessingGroup" xmlns:wpi="http://schemas.microsoft.com/office/word/2010/wordprocessingInk" xmlns:wne="http://schemas.microsoft.com/office/word/2006/wordml" xmlns:wps="http://schemas.microsoft.com/office/word/2010/wordprocessingShape" mc:Ignorable="w14 w15 w16se w16cid w16 w16cex w16sdtdh wp14">
+<w:document xmlns:wpc="http://schemas.microsoft.com/office/word/2010/wordprocessingCanvas" xmlns:cx="http://schemas.microsoft.com/office/drawing/2014/chartex" xmlns:cx1="http://schemas.microsoft.com/office/drawing/2015/9/8/chartex" xmlns:cx2="http://schemas.microsoft.com/office/drawing/2015/10/21/chartex" xmlns:cx3="http://schemas.microsoft.com/office/drawing/2016/5/9/chartex" xmlns:cx4="http://schemas.microsoft.com/office/drawing/2016/5/10/chartex" xmlns:cx5="http://schemas.microsoft.com/office/drawing/2016/5/11/chartex" xmlns:cx6="http://schemas.microsoft.com/office/drawing/2016/5/12/chartex" xmlns:cx7="http://schemas.microsoft.com/office/drawing/2016/5/13/chartex" xmlns:cx8="http://schemas.microsoft.com/office/drawing/2016/5/14/chartex" xmlns:mc="http://schemas.openxmlformats.org/markup-compatibility/2006" xmlns:aink="http://schemas.microsoft.com/office/drawing/2016/ink" xmlns:am3d="http://schemas.microsoft.com/office/drawing/2017/model3d" xmlns:o="urn:schemas-microsoft-com:office:office" xmlns:oel="http://schemas.microsoft.com/office/2019/extlst" xmlns:r="http://schemas.openxmlformats.org/officeDocument/2006/relationships" xmlns:m="http://schemas.openxmlformats.org/officeDocument/2006/math" xmlns:v="urn:schemas-microsoft-com:vml" xmlns:wp14="http://schemas.microsoft.com/office/word/2010/wordprocessingDrawing" xmlns:wp="http://schemas.openxmlformats.org/drawingml/2006/wordprocessingDrawing" xmlns:w10="urn:schemas-microsoft-com:office:word" xmlns:w="http://schemas.openxmlformats.org/wordprocessingml/2006/main" xmlns:w14="http://schemas.microsoft.com/office/word/2010/wordml" xmlns:w15="http://schemas.microsoft.com/office/word/2012/wordml" xmlns:w16cex="http://schemas.microsoft.com/office/word/2018/wordml/cex" xmlns:w16cid="http://schemas.microsoft.com/office/word/2016/wordml/cid" xmlns:w16="http://schemas.microsoft.com/office/word/2018/wordml" xmlns:w16du="http://schemas.microsoft.com/office/word/2023/wordml/word16du" xmlns:w16sdtdh="http://schemas.microsoft.com/office/word/2020/wordml/sdtdatahash" xmlns:w16sdtfl="http://schemas.microsoft.com/office/word/2024/wordml/sdtformatlock" xmlns:w16se="http://schemas.microsoft.com/office/word/2015/wordml/symex" xmlns:wpg="http://schemas.microsoft.com/office/word/2010/wordprocessingGroup" xmlns:wpi="http://schemas.microsoft.com/office/word/2010/wordprocessingInk" xmlns:wne="http://schemas.microsoft.com/office/word/2006/wordml" xmlns:wps="http://schemas.microsoft.com/office/word/2010/wordprocessingShape" mc:Ignorable="w14 w15 w16se w16cid w16 w16cex w16sdtdh w16sdtfl w16du wp14">
   <w:body>
     <w:p>
       <w:r>
@@ -224,7 +224,7 @@
               </wp:anchor>
             </w:drawing>
           </mc:Choice>
-          <mc:Fallback xmlns:oel="http://schemas.microsoft.com/office/2019/extlst" xmlns:w16du="http://schemas.microsoft.com/office/word/2023/wordml/word16du" xmlns:w16sdtfl="http://schemas.microsoft.com/office/word/2024/wordml/sdtformatlock">
+          <mc:Fallback>
             <w:pict>
               <v:group w14:anchorId="2D7FCADB" id="Grupo 47" o:spid="_x0000_s1026" style="position:absolute;margin-left:-34.3pt;margin-top:2.65pt;width:518.15pt;height:117.05pt;z-index:251659264;mso-position-horizontal-relative:margin;mso-width-relative:margin" coordsize="59034,14868" o:gfxdata="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">
                 <v:shapetype id="_x0000_t202" coordsize="21600,21600" o:spt="202" path="m,l,21600r21600,l21600,xe">
@@ -1757,7 +1757,6 @@
               </w:rPr>
               <w:t xml:space="preserve"> Disminuye los tiempos de espera y optimiza la distribución de horas médicas en Medicina General, Urgencia Dental y </w:t>
             </w:r>
-            <w:proofErr w:type="spellStart"/>
             <w:r>
               <w:rPr>
                 <w:rFonts w:ascii="Calibri" w:hAnsi="Calibri" w:cs="Arial"/>
@@ -1768,9 +1767,8 @@
                 <w:szCs w:val="20"/>
                 <w:lang w:eastAsia="es-CL"/>
               </w:rPr>
-              <w:t>Matronería</w:t>
-            </w:r>
-            <w:proofErr w:type="spellEnd"/>
+              <w:t>Obstetricia</w:t>
+            </w:r>
             <w:r>
               <w:rPr>
                 <w:rFonts w:ascii="Calibri" w:hAnsi="Calibri" w:cs="Arial"/>
@@ -2787,7 +2785,6 @@
               </w:rPr>
               <w:t xml:space="preserve">Diseñar y construir el módulo administrativo (SOME) para la carga, parametrización y apertura vespertina de agendas médicas por especialidad (Medicina General, Dental, </w:t>
             </w:r>
-            <w:proofErr w:type="spellStart"/>
             <w:r>
               <w:rPr>
                 <w:rFonts w:ascii="Calibri" w:hAnsi="Calibri" w:cs="Arial"/>
@@ -2797,9 +2794,8 @@
                 <w:szCs w:val="20"/>
                 <w:lang w:eastAsia="es-CL"/>
               </w:rPr>
-              <w:t>Matronería</w:t>
-            </w:r>
-            <w:proofErr w:type="spellEnd"/>
+              <w:t>Obstetricia</w:t>
+            </w:r>
             <w:r>
               <w:rPr>
                 <w:rFonts w:ascii="Calibri" w:hAnsi="Calibri" w:cs="Arial"/>
@@ -5269,7 +5265,23 @@
                 <w:rFonts w:ascii="Calibri" w:hAnsi="Calibri"/>
                 <w:color w:val="1F3864" w:themeColor="accent1" w:themeShade="80"/>
               </w:rPr>
-              <w:t>efine la planificación de tu Proyecto APT de acuerdo a lo requerido</w:t>
+              <w:t xml:space="preserve">efine la planificación de tu Proyecto APT </w:t>
+            </w:r>
+            <w:proofErr w:type="gramStart"/>
+            <w:r>
+              <w:rPr>
+                <w:rFonts w:ascii="Calibri" w:hAnsi="Calibri"/>
+                <w:color w:val="1F3864" w:themeColor="accent1" w:themeShade="80"/>
+              </w:rPr>
+              <w:t>de acuerdo a</w:t>
+            </w:r>
+            <w:proofErr w:type="gramEnd"/>
+            <w:r>
+              <w:rPr>
+                <w:rFonts w:ascii="Calibri" w:hAnsi="Calibri"/>
+                <w:color w:val="1F3864" w:themeColor="accent1" w:themeShade="80"/>
+              </w:rPr>
+              <w:t xml:space="preserve"> lo requerido</w:t>
             </w:r>
             <w:r>
               <w:rPr>
@@ -5936,6 +5948,7 @@
               <w:t xml:space="preserve">Modelado del esquema relacional en </w:t>
             </w:r>
             <w:proofErr w:type="spellStart"/>
+            <w:proofErr w:type="gramStart"/>
             <w:r>
               <w:rPr>
                 <w:rFonts w:ascii="Calibri" w:eastAsia="Times New Roman" w:hAnsi="Calibri" w:cs="Calibri"/>
@@ -5948,6 +5961,7 @@
               <w:t>schema.prisma</w:t>
             </w:r>
             <w:proofErr w:type="spellEnd"/>
+            <w:proofErr w:type="gramEnd"/>
             <w:r>
               <w:rPr>
                 <w:rFonts w:ascii="Calibri" w:eastAsia="Times New Roman" w:hAnsi="Calibri" w:cs="Calibri"/>
@@ -6233,7 +6247,7 @@
                 <w:szCs w:val="18"/>
                 <w:lang w:eastAsia="es-CL"/>
               </w:rPr>
-              <w:t>Desarrollo de API de Verificación de Pacientes</w:t>
+              <w:t>Configuración de Persistencia y ORM (Seed y Prisma)</w:t>
             </w:r>
           </w:p>
         </w:tc>
@@ -6538,7 +6552,6 @@
                 <w:lang w:eastAsia="es-CL"/>
               </w:rPr>
             </w:pPr>
-            <w:proofErr w:type="spellStart"/>
             <w:r>
               <w:rPr>
                 <w:rFonts w:ascii="Calibri" w:eastAsia="Times New Roman" w:hAnsi="Calibri" w:cs="Calibri"/>
@@ -6548,9 +6561,9 @@
                 <w:szCs w:val="18"/>
                 <w:lang w:eastAsia="es-CL"/>
               </w:rPr>
-              <w:t>Backend</w:t>
-            </w:r>
-            <w:proofErr w:type="spellEnd"/>
+              <w:t>Población de Datos de Prueba (</w:t>
+            </w:r>
+            <w:proofErr w:type="spellStart"/>
             <w:r>
               <w:rPr>
                 <w:rFonts w:ascii="Calibri" w:eastAsia="Times New Roman" w:hAnsi="Calibri" w:cs="Calibri"/>
@@ -6560,7 +6573,19 @@
                 <w:szCs w:val="18"/>
                 <w:lang w:eastAsia="es-CL"/>
               </w:rPr>
-              <w:t xml:space="preserve"> API para Carga y Publicación SOME</w:t>
+              <w:t>Seeding</w:t>
+            </w:r>
+            <w:proofErr w:type="spellEnd"/>
+            <w:r>
+              <w:rPr>
+                <w:rFonts w:ascii="Calibri" w:eastAsia="Times New Roman" w:hAnsi="Calibri" w:cs="Calibri"/>
+                <w:i/>
+                <w:iCs/>
+                <w:sz w:val="18"/>
+                <w:szCs w:val="18"/>
+                <w:lang w:eastAsia="es-CL"/>
+              </w:rPr>
+              <w:t xml:space="preserve"> y Faker)</w:t>
             </w:r>
           </w:p>
         </w:tc>
@@ -7959,7 +7984,6 @@
               </w:rPr>
               <w:t xml:space="preserve">Desarrollo de la vista interactiva para consultar especialidades (Medicina, Dental, </w:t>
             </w:r>
-            <w:proofErr w:type="spellStart"/>
             <w:r>
               <w:rPr>
                 <w:rFonts w:ascii="Calibri" w:eastAsia="Times New Roman" w:hAnsi="Calibri" w:cs="Calibri"/>
@@ -7969,9 +7993,8 @@
                 <w:szCs w:val="18"/>
                 <w:lang w:eastAsia="es-CL"/>
               </w:rPr>
-              <w:t>Matronería</w:t>
-            </w:r>
-            <w:proofErr w:type="spellEnd"/>
+              <w:t>Obstetricia</w:t>
+            </w:r>
             <w:r>
               <w:rPr>
                 <w:rFonts w:ascii="Calibri" w:eastAsia="Times New Roman" w:hAnsi="Calibri" w:cs="Calibri"/>
@@ -9843,7 +9866,6 @@
                 <w:lang w:eastAsia="es-CL"/>
               </w:rPr>
             </w:pPr>
-            <w:proofErr w:type="spellStart"/>
             <w:r>
               <w:rPr>
                 <w:rFonts w:ascii="Calibri" w:eastAsia="Times New Roman" w:hAnsi="Calibri" w:cs="Calibri"/>
@@ -9853,9 +9875,8 @@
                 <w:szCs w:val="18"/>
                 <w:lang w:eastAsia="es-CL"/>
               </w:rPr>
-              <w:t>Backend</w:t>
-            </w:r>
-            <w:proofErr w:type="spellEnd"/>
+              <w:t xml:space="preserve">Lógica de Servidor para </w:t>
+            </w:r>
             <w:r>
               <w:rPr>
                 <w:rFonts w:ascii="Calibri" w:eastAsia="Times New Roman" w:hAnsi="Calibri" w:cs="Calibri"/>
@@ -9865,7 +9886,31 @@
                 <w:szCs w:val="18"/>
                 <w:lang w:eastAsia="es-CL"/>
               </w:rPr>
-              <w:t xml:space="preserve"> API para Panel Clínico en Box</w:t>
+              <w:t xml:space="preserve">Estado de </w:t>
+            </w:r>
+            <w:proofErr w:type="spellStart"/>
+            <w:r>
+              <w:rPr>
+                <w:rFonts w:ascii="Calibri" w:eastAsia="Times New Roman" w:hAnsi="Calibri" w:cs="Calibri"/>
+                <w:i/>
+                <w:iCs/>
+                <w:sz w:val="18"/>
+                <w:szCs w:val="18"/>
+                <w:lang w:eastAsia="es-CL"/>
+              </w:rPr>
+              <w:t>Atencion</w:t>
+            </w:r>
+            <w:proofErr w:type="spellEnd"/>
+            <w:r>
+              <w:rPr>
+                <w:rFonts w:ascii="Calibri" w:eastAsia="Times New Roman" w:hAnsi="Calibri" w:cs="Calibri"/>
+                <w:i/>
+                <w:iCs/>
+                <w:sz w:val="18"/>
+                <w:szCs w:val="18"/>
+                <w:lang w:eastAsia="es-CL"/>
+              </w:rPr>
+              <w:t xml:space="preserve"> en Box</w:t>
             </w:r>
           </w:p>
         </w:tc>
@@ -12671,6 +12716,7 @@
           <w:p>
             <w:pPr>
               <w:spacing w:after="0" w:line="240" w:lineRule="auto"/>
+              <w:ind w:left="708" w:hanging="708"/>
               <w:rPr>
                 <w:rFonts w:ascii="Aptos Narrow" w:eastAsia="Times New Roman" w:hAnsi="Aptos Narrow" w:cs="Times New Roman"/>
                 <w:color w:val="000000"/>
@@ -12923,7 +12969,33 @@
                 <w:szCs w:val="16"/>
                 <w:lang w:eastAsia="es-CL"/>
               </w:rPr>
-              <w:t>Desarrollo de API de Verificación de Pacientes (RUT)</w:t>
+              <w:t>Población de Datos de Prueba (</w:t>
+            </w:r>
+            <w:proofErr w:type="spellStart"/>
+            <w:r>
+              <w:rPr>
+                <w:rFonts w:ascii="Calibri" w:eastAsia="Times New Roman" w:hAnsi="Calibri" w:cs="Calibri"/>
+                <w:b/>
+                <w:bCs/>
+                <w:color w:val="000000"/>
+                <w:sz w:val="16"/>
+                <w:szCs w:val="16"/>
+                <w:lang w:eastAsia="es-CL"/>
+              </w:rPr>
+              <w:t>Seeding</w:t>
+            </w:r>
+            <w:proofErr w:type="spellEnd"/>
+            <w:r>
+              <w:rPr>
+                <w:rFonts w:ascii="Calibri" w:eastAsia="Times New Roman" w:hAnsi="Calibri" w:cs="Calibri"/>
+                <w:b/>
+                <w:bCs/>
+                <w:color w:val="000000"/>
+                <w:sz w:val="16"/>
+                <w:szCs w:val="16"/>
+                <w:lang w:eastAsia="es-CL"/>
+              </w:rPr>
+              <w:t xml:space="preserve"> y Faker)</w:t>
             </w:r>
           </w:p>
         </w:tc>
@@ -13544,7 +13616,6 @@
                 <w:lang w:eastAsia="es-CL"/>
               </w:rPr>
             </w:pPr>
-            <w:proofErr w:type="spellStart"/>
             <w:r>
               <w:rPr>
                 <w:rFonts w:ascii="Calibri" w:eastAsia="Times New Roman" w:hAnsi="Calibri" w:cs="Calibri"/>
@@ -13555,20 +13626,7 @@
                 <w:szCs w:val="16"/>
                 <w:lang w:eastAsia="es-CL"/>
               </w:rPr>
-              <w:t>Backend</w:t>
-            </w:r>
-            <w:proofErr w:type="spellEnd"/>
-            <w:r>
-              <w:rPr>
-                <w:rFonts w:ascii="Calibri" w:eastAsia="Times New Roman" w:hAnsi="Calibri" w:cs="Calibri"/>
-                <w:b/>
-                <w:bCs/>
-                <w:color w:val="000000"/>
-                <w:sz w:val="16"/>
-                <w:szCs w:val="16"/>
-                <w:lang w:eastAsia="es-CL"/>
-              </w:rPr>
-              <w:t xml:space="preserve"> API para Carga y Publicación SOME</w:t>
+              <w:t>Lógica de Servidor para Gestión de Agendas</w:t>
             </w:r>
           </w:p>
         </w:tc>
@@ -14822,7 +14880,7 @@
                 <w:szCs w:val="16"/>
                 <w:lang w:eastAsia="es-CL"/>
               </w:rPr>
-              <w:t>Interfaz y Flujo para Ventanilla Presencial</w:t>
+              <w:t>Módulo Web de Ventanilla Presencial</w:t>
             </w:r>
           </w:p>
         </w:tc>
@@ -19879,7 +19937,6 @@
                 <w:lang w:eastAsia="es-CL"/>
               </w:rPr>
             </w:pPr>
-            <w:proofErr w:type="spellStart"/>
             <w:r>
               <w:rPr>
                 <w:rFonts w:ascii="Calibri" w:eastAsia="Times New Roman" w:hAnsi="Calibri" w:cs="Calibri"/>
@@ -19890,20 +19947,7 @@
                 <w:szCs w:val="16"/>
                 <w:lang w:eastAsia="es-CL"/>
               </w:rPr>
-              <w:t>Backend</w:t>
-            </w:r>
-            <w:proofErr w:type="spellEnd"/>
-            <w:r>
-              <w:rPr>
-                <w:rFonts w:ascii="Calibri" w:eastAsia="Times New Roman" w:hAnsi="Calibri" w:cs="Calibri"/>
-                <w:b/>
-                <w:bCs/>
-                <w:color w:val="000000"/>
-                <w:sz w:val="16"/>
-                <w:szCs w:val="16"/>
-                <w:lang w:eastAsia="es-CL"/>
-              </w:rPr>
-              <w:t xml:space="preserve"> API para Panel Clínico en Box</w:t>
+              <w:t>Lógica de Servidor para Lista de Espera Médica</w:t>
             </w:r>
           </w:p>
         </w:tc>
@@ -23041,7 +23085,7 @@
 </file>
 
 <file path=word/endnotes.xml><?xml version="1.0" encoding="utf-8"?>
-<w:endnotes xmlns:wpc="http://schemas.microsoft.com/office/word/2010/wordprocessingCanvas" xmlns:cx="http://schemas.microsoft.com/office/drawing/2014/chartex" xmlns:cx1="http://schemas.microsoft.com/office/drawing/2015/9/8/chartex" xmlns:cx2="http://schemas.microsoft.com/office/drawing/2015/10/21/chartex" xmlns:cx3="http://schemas.microsoft.com/office/drawing/2016/5/9/chartex" xmlns:cx4="http://schemas.microsoft.com/office/drawing/2016/5/10/chartex" xmlns:cx5="http://schemas.microsoft.com/office/drawing/2016/5/11/chartex" xmlns:cx6="http://schemas.microsoft.com/office/drawing/2016/5/12/chartex" xmlns:cx7="http://schemas.microsoft.com/office/drawing/2016/5/13/chartex" xmlns:cx8="http://schemas.microsoft.com/office/drawing/2016/5/14/chartex" xmlns:mc="http://schemas.openxmlformats.org/markup-compatibility/2006" xmlns:aink="http://schemas.microsoft.com/office/drawing/2016/ink" xmlns:am3d="http://schemas.microsoft.com/office/drawing/2017/model3d" xmlns:o="urn:schemas-microsoft-com:office:office" xmlns:r="http://schemas.openxmlformats.org/officeDocument/2006/relationships" xmlns:m="http://schemas.openxmlformats.org/officeDocument/2006/math" xmlns:v="urn:schemas-microsoft-com:vml" xmlns:wp14="http://schemas.microsoft.com/office/word/2010/wordprocessingDrawing" xmlns:wp="http://schemas.openxmlformats.org/drawingml/2006/wordprocessingDrawing" xmlns:w10="urn:schemas-microsoft-com:office:word" xmlns:w="http://schemas.openxmlformats.org/wordprocessingml/2006/main" xmlns:w14="http://schemas.microsoft.com/office/word/2010/wordml" xmlns:w15="http://schemas.microsoft.com/office/word/2012/wordml" xmlns:w16cex="http://schemas.microsoft.com/office/word/2018/wordml/cex" xmlns:w16cid="http://schemas.microsoft.com/office/word/2016/wordml/cid" xmlns:w16="http://schemas.microsoft.com/office/word/2018/wordml" xmlns:w16sdtdh="http://schemas.microsoft.com/office/word/2020/wordml/sdtdatahash" xmlns:w16se="http://schemas.microsoft.com/office/word/2015/wordml/symex" xmlns:wpg="http://schemas.microsoft.com/office/word/2010/wordprocessingGroup" xmlns:wpi="http://schemas.microsoft.com/office/word/2010/wordprocessingInk" xmlns:wne="http://schemas.microsoft.com/office/word/2006/wordml" xmlns:wps="http://schemas.microsoft.com/office/word/2010/wordprocessingShape" mc:Ignorable="w14 w15 w16se w16cid w16 w16cex w16sdtdh wp14">
+<w:endnotes xmlns:wpc="http://schemas.microsoft.com/office/word/2010/wordprocessingCanvas" xmlns:cx="http://schemas.microsoft.com/office/drawing/2014/chartex" xmlns:cx1="http://schemas.microsoft.com/office/drawing/2015/9/8/chartex" xmlns:cx2="http://schemas.microsoft.com/office/drawing/2015/10/21/chartex" xmlns:cx3="http://schemas.microsoft.com/office/drawing/2016/5/9/chartex" xmlns:cx4="http://schemas.microsoft.com/office/drawing/2016/5/10/chartex" xmlns:cx5="http://schemas.microsoft.com/office/drawing/2016/5/11/chartex" xmlns:cx6="http://schemas.microsoft.com/office/drawing/2016/5/12/chartex" xmlns:cx7="http://schemas.microsoft.com/office/drawing/2016/5/13/chartex" xmlns:cx8="http://schemas.microsoft.com/office/drawing/2016/5/14/chartex" xmlns:mc="http://schemas.openxmlformats.org/markup-compatibility/2006" xmlns:aink="http://schemas.microsoft.com/office/drawing/2016/ink" xmlns:am3d="http://schemas.microsoft.com/office/drawing/2017/model3d" xmlns:o="urn:schemas-microsoft-com:office:office" xmlns:oel="http://schemas.microsoft.com/office/2019/extlst" xmlns:r="http://schemas.openxmlformats.org/officeDocument/2006/relationships" xmlns:m="http://schemas.openxmlformats.org/officeDocument/2006/math" xmlns:v="urn:schemas-microsoft-com:vml" xmlns:wp14="http://schemas.microsoft.com/office/word/2010/wordprocessingDrawing" xmlns:wp="http://schemas.openxmlformats.org/drawingml/2006/wordprocessingDrawing" xmlns:w10="urn:schemas-microsoft-com:office:word" xmlns:w="http://schemas.openxmlformats.org/wordprocessingml/2006/main" xmlns:w14="http://schemas.microsoft.com/office/word/2010/wordml" xmlns:w15="http://schemas.microsoft.com/office/word/2012/wordml" xmlns:w16cex="http://schemas.microsoft.com/office/word/2018/wordml/cex" xmlns:w16cid="http://schemas.microsoft.com/office/word/2016/wordml/cid" xmlns:w16="http://schemas.microsoft.com/office/word/2018/wordml" xmlns:w16du="http://schemas.microsoft.com/office/word/2023/wordml/word16du" xmlns:w16sdtdh="http://schemas.microsoft.com/office/word/2020/wordml/sdtdatahash" xmlns:w16sdtfl="http://schemas.microsoft.com/office/word/2024/wordml/sdtformatlock" xmlns:w16se="http://schemas.microsoft.com/office/word/2015/wordml/symex" xmlns:wpg="http://schemas.microsoft.com/office/word/2010/wordprocessingGroup" xmlns:wpi="http://schemas.microsoft.com/office/word/2010/wordprocessingInk" xmlns:wne="http://schemas.microsoft.com/office/word/2006/wordml" xmlns:wps="http://schemas.microsoft.com/office/word/2010/wordprocessingShape" mc:Ignorable="w14 w15 w16se w16cid w16 w16cex w16sdtdh w16sdtfl w16du wp14">
   <w:endnote w:type="separator" w:id="-1">
     <w:p>
       <w:pPr>
@@ -23066,7 +23110,7 @@
 </file>
 
 <file path=word/footnotes.xml><?xml version="1.0" encoding="utf-8"?>
-<w:footnotes xmlns:wpc="http://schemas.microsoft.com/office/word/2010/wordprocessingCanvas" xmlns:cx="http://schemas.microsoft.com/office/drawing/2014/chartex" xmlns:cx1="http://schemas.microsoft.com/office/drawing/2015/9/8/chartex" xmlns:cx2="http://schemas.microsoft.com/office/drawing/2015/10/21/chartex" xmlns:cx3="http://schemas.microsoft.com/office/drawing/2016/5/9/chartex" xmlns:cx4="http://schemas.microsoft.com/office/drawing/2016/5/10/chartex" xmlns:cx5="http://schemas.microsoft.com/office/drawing/2016/5/11/chartex" xmlns:cx6="http://schemas.microsoft.com/office/drawing/2016/5/12/chartex" xmlns:cx7="http://schemas.microsoft.com/office/drawing/2016/5/13/chartex" xmlns:cx8="http://schemas.microsoft.com/office/drawing/2016/5/14/chartex" xmlns:mc="http://schemas.openxmlformats.org/markup-compatibility/2006" xmlns:aink="http://schemas.microsoft.com/office/drawing/2016/ink" xmlns:am3d="http://schemas.microsoft.com/office/drawing/2017/model3d" xmlns:o="urn:schemas-microsoft-com:office:office" xmlns:r="http://schemas.openxmlformats.org/officeDocument/2006/relationships" xmlns:m="http://schemas.openxmlformats.org/officeDocument/2006/math" xmlns:v="urn:schemas-microsoft-com:vml" xmlns:wp14="http://schemas.microsoft.com/office/word/2010/wordprocessingDrawing" xmlns:wp="http://schemas.openxmlformats.org/drawingml/2006/wordprocessingDrawing" xmlns:w10="urn:schemas-microsoft-com:office:word" xmlns:w="http://schemas.openxmlformats.org/wordprocessingml/2006/main" xmlns:w14="http://schemas.microsoft.com/office/word/2010/wordml" xmlns:w15="http://schemas.microsoft.com/office/word/2012/wordml" xmlns:w16cex="http://schemas.microsoft.com/office/word/2018/wordml/cex" xmlns:w16cid="http://schemas.microsoft.com/office/word/2016/wordml/cid" xmlns:w16="http://schemas.microsoft.com/office/word/2018/wordml" xmlns:w16sdtdh="http://schemas.microsoft.com/office/word/2020/wordml/sdtdatahash" xmlns:w16se="http://schemas.microsoft.com/office/word/2015/wordml/symex" xmlns:wpg="http://schemas.microsoft.com/office/word/2010/wordprocessingGroup" xmlns:wpi="http://schemas.microsoft.com/office/word/2010/wordprocessingInk" xmlns:wne="http://schemas.microsoft.com/office/word/2006/wordml" xmlns:wps="http://schemas.microsoft.com/office/word/2010/wordprocessingShape" mc:Ignorable="w14 w15 w16se w16cid w16 w16cex w16sdtdh wp14">
+<w:footnotes xmlns:wpc="http://schemas.microsoft.com/office/word/2010/wordprocessingCanvas" xmlns:cx="http://schemas.microsoft.com/office/drawing/2014/chartex" xmlns:cx1="http://schemas.microsoft.com/office/drawing/2015/9/8/chartex" xmlns:cx2="http://schemas.microsoft.com/office/drawing/2015/10/21/chartex" xmlns:cx3="http://schemas.microsoft.com/office/drawing/2016/5/9/chartex" xmlns:cx4="http://schemas.microsoft.com/office/drawing/2016/5/10/chartex" xmlns:cx5="http://schemas.microsoft.com/office/drawing/2016/5/11/chartex" xmlns:cx6="http://schemas.microsoft.com/office/drawing/2016/5/12/chartex" xmlns:cx7="http://schemas.microsoft.com/office/drawing/2016/5/13/chartex" xmlns:cx8="http://schemas.microsoft.com/office/drawing/2016/5/14/chartex" xmlns:mc="http://schemas.openxmlformats.org/markup-compatibility/2006" xmlns:aink="http://schemas.microsoft.com/office/drawing/2016/ink" xmlns:am3d="http://schemas.microsoft.com/office/drawing/2017/model3d" xmlns:o="urn:schemas-microsoft-com:office:office" xmlns:oel="http://schemas.microsoft.com/office/2019/extlst" xmlns:r="http://schemas.openxmlformats.org/officeDocument/2006/relationships" xmlns:m="http://schemas.openxmlformats.org/officeDocument/2006/math" xmlns:v="urn:schemas-microsoft-com:vml" xmlns:wp14="http://schemas.microsoft.com/office/word/2010/wordprocessingDrawing" xmlns:wp="http://schemas.openxmlformats.org/drawingml/2006/wordprocessingDrawing" xmlns:w10="urn:schemas-microsoft-com:office:word" xmlns:w="http://schemas.openxmlformats.org/wordprocessingml/2006/main" xmlns:w14="http://schemas.microsoft.com/office/word/2010/wordml" xmlns:w15="http://schemas.microsoft.com/office/word/2012/wordml" xmlns:w16cex="http://schemas.microsoft.com/office/word/2018/wordml/cex" xmlns:w16cid="http://schemas.microsoft.com/office/word/2016/wordml/cid" xmlns:w16="http://schemas.microsoft.com/office/word/2018/wordml" xmlns:w16du="http://schemas.microsoft.com/office/word/2023/wordml/word16du" xmlns:w16sdtdh="http://schemas.microsoft.com/office/word/2020/wordml/sdtdatahash" xmlns:w16sdtfl="http://schemas.microsoft.com/office/word/2024/wordml/sdtformatlock" xmlns:w16se="http://schemas.microsoft.com/office/word/2015/wordml/symex" xmlns:wpg="http://schemas.microsoft.com/office/word/2010/wordprocessingGroup" xmlns:wpi="http://schemas.microsoft.com/office/word/2010/wordprocessingInk" xmlns:wne="http://schemas.microsoft.com/office/word/2006/wordml" xmlns:wps="http://schemas.microsoft.com/office/word/2010/wordprocessingShape" mc:Ignorable="w14 w15 w16se w16cid w16 w16cex w16sdtdh w16sdtfl w16du wp14">
   <w:footnote w:type="separator" w:id="-1">
     <w:p>
       <w:pPr>
@@ -23091,7 +23135,7 @@
 </file>
 
 <file path=word/header1.xml><?xml version="1.0" encoding="utf-8"?>
-<w:hdr xmlns:wpc="http://schemas.microsoft.com/office/word/2010/wordprocessingCanvas" xmlns:cx="http://schemas.microsoft.com/office/drawing/2014/chartex" xmlns:cx1="http://schemas.microsoft.com/office/drawing/2015/9/8/chartex" xmlns:cx2="http://schemas.microsoft.com/office/drawing/2015/10/21/chartex" xmlns:cx3="http://schemas.microsoft.com/office/drawing/2016/5/9/chartex" xmlns:cx4="http://schemas.microsoft.com/office/drawing/2016/5/10/chartex" xmlns:cx5="http://schemas.microsoft.com/office/drawing/2016/5/11/chartex" xmlns:cx6="http://schemas.microsoft.com/office/drawing/2016/5/12/chartex" xmlns:cx7="http://schemas.microsoft.com/office/drawing/2016/5/13/chartex" xmlns:cx8="http://schemas.microsoft.com/office/drawing/2016/5/14/chartex" xmlns:mc="http://schemas.openxmlformats.org/markup-compatibility/2006" xmlns:aink="http://schemas.microsoft.com/office/drawing/2016/ink" xmlns:am3d="http://schemas.microsoft.com/office/drawing/2017/model3d" xmlns:o="urn:schemas-microsoft-com:office:office" xmlns:r="http://schemas.openxmlformats.org/officeDocument/2006/relationships" xmlns:m="http://schemas.openxmlformats.org/officeDocument/2006/math" xmlns:v="urn:schemas-microsoft-com:vml" xmlns:wp14="http://schemas.microsoft.com/office/word/2010/wordprocessingDrawing" xmlns:wp="http://schemas.openxmlformats.org/drawingml/2006/wordprocessingDrawing" xmlns:w10="urn:schemas-microsoft-com:office:word" xmlns:w="http://schemas.openxmlformats.org/wordprocessingml/2006/main" xmlns:w14="http://schemas.microsoft.com/office/word/2010/wordml" xmlns:w15="http://schemas.microsoft.com/office/word/2012/wordml" xmlns:w16cex="http://schemas.microsoft.com/office/word/2018/wordml/cex" xmlns:w16cid="http://schemas.microsoft.com/office/word/2016/wordml/cid" xmlns:w16="http://schemas.microsoft.com/office/word/2018/wordml" xmlns:w16sdtdh="http://schemas.microsoft.com/office/word/2020/wordml/sdtdatahash" xmlns:w16se="http://schemas.microsoft.com/office/word/2015/wordml/symex" xmlns:wpg="http://schemas.microsoft.com/office/word/2010/wordprocessingGroup" xmlns:wpi="http://schemas.microsoft.com/office/word/2010/wordprocessingInk" xmlns:wne="http://schemas.microsoft.com/office/word/2006/wordml" xmlns:wps="http://schemas.microsoft.com/office/word/2010/wordprocessingShape" mc:Ignorable="w14 w15 w16se w16cid w16 w16cex w16sdtdh wp14">
+<w:hdr xmlns:wpc="http://schemas.microsoft.com/office/word/2010/wordprocessingCanvas" xmlns:cx="http://schemas.microsoft.com/office/drawing/2014/chartex" xmlns:cx1="http://schemas.microsoft.com/office/drawing/2015/9/8/chartex" xmlns:cx2="http://schemas.microsoft.com/office/drawing/2015/10/21/chartex" xmlns:cx3="http://schemas.microsoft.com/office/drawing/2016/5/9/chartex" xmlns:cx4="http://schemas.microsoft.com/office/drawing/2016/5/10/chartex" xmlns:cx5="http://schemas.microsoft.com/office/drawing/2016/5/11/chartex" xmlns:cx6="http://schemas.microsoft.com/office/drawing/2016/5/12/chartex" xmlns:cx7="http://schemas.microsoft.com/office/drawing/2016/5/13/chartex" xmlns:cx8="http://schemas.microsoft.com/office/drawing/2016/5/14/chartex" xmlns:mc="http://schemas.openxmlformats.org/markup-compatibility/2006" xmlns:aink="http://schemas.microsoft.com/office/drawing/2016/ink" xmlns:am3d="http://schemas.microsoft.com/office/drawing/2017/model3d" xmlns:o="urn:schemas-microsoft-com:office:office" xmlns:oel="http://schemas.microsoft.com/office/2019/extlst" xmlns:r="http://schemas.openxmlformats.org/officeDocument/2006/relationships" xmlns:m="http://schemas.openxmlformats.org/officeDocument/2006/math" xmlns:v="urn:schemas-microsoft-com:vml" xmlns:wp14="http://schemas.microsoft.com/office/word/2010/wordprocessingDrawing" xmlns:wp="http://schemas.openxmlformats.org/drawingml/2006/wordprocessingDrawing" xmlns:w10="urn:schemas-microsoft-com:office:word" xmlns:w="http://schemas.openxmlformats.org/wordprocessingml/2006/main" xmlns:w14="http://schemas.microsoft.com/office/word/2010/wordml" xmlns:w15="http://schemas.microsoft.com/office/word/2012/wordml" xmlns:w16cex="http://schemas.microsoft.com/office/word/2018/wordml/cex" xmlns:w16cid="http://schemas.microsoft.com/office/word/2016/wordml/cid" xmlns:w16="http://schemas.microsoft.com/office/word/2018/wordml" xmlns:w16du="http://schemas.microsoft.com/office/word/2023/wordml/word16du" xmlns:w16sdtdh="http://schemas.microsoft.com/office/word/2020/wordml/sdtdatahash" xmlns:w16sdtfl="http://schemas.microsoft.com/office/word/2024/wordml/sdtformatlock" xmlns:w16se="http://schemas.microsoft.com/office/word/2015/wordml/symex" xmlns:wpg="http://schemas.microsoft.com/office/word/2010/wordprocessingGroup" xmlns:wpi="http://schemas.microsoft.com/office/word/2010/wordprocessingInk" xmlns:wne="http://schemas.microsoft.com/office/word/2006/wordml" xmlns:wps="http://schemas.microsoft.com/office/word/2010/wordprocessingShape" mc:Ignorable="w14 w15 w16se w16cid w16 w16cex w16sdtdh w16sdtfl w16du wp14">
   <w:tbl>
     <w:tblPr>
       <w:tblStyle w:val="Tablaconcuadrcula1"/>
@@ -23276,7 +23320,7 @@
 </file>
 
 <file path=word/numbering.xml><?xml version="1.0" encoding="utf-8"?>
-<w:numbering xmlns:wpc="http://schemas.microsoft.com/office/word/2010/wordprocessingCanvas" xmlns:cx="http://schemas.microsoft.com/office/drawing/2014/chartex" xmlns:cx1="http://schemas.microsoft.com/office/drawing/2015/9/8/chartex" xmlns:cx2="http://schemas.microsoft.com/office/drawing/2015/10/21/chartex" xmlns:cx3="http://schemas.microsoft.com/office/drawing/2016/5/9/chartex" xmlns:cx4="http://schemas.microsoft.com/office/drawing/2016/5/10/chartex" xmlns:cx5="http://schemas.microsoft.com/office/drawing/2016/5/11/chartex" xmlns:cx6="http://schemas.microsoft.com/office/drawing/2016/5/12/chartex" xmlns:cx7="http://schemas.microsoft.com/office/drawing/2016/5/13/chartex" xmlns:cx8="http://schemas.microsoft.com/office/drawing/2016/5/14/chartex" xmlns:mc="http://schemas.openxmlformats.org/markup-compatibility/2006" xmlns:aink="http://schemas.microsoft.com/office/drawing/2016/ink" xmlns:am3d="http://schemas.microsoft.com/office/drawing/2017/model3d" xmlns:o="urn:schemas-microsoft-com:office:office" xmlns:r="http://schemas.openxmlformats.org/officeDocument/2006/relationships" xmlns:m="http://schemas.openxmlformats.org/officeDocument/2006/math" xmlns:v="urn:schemas-microsoft-com:vml" xmlns:wp14="http://schemas.microsoft.com/office/word/2010/wordprocessingDrawing" xmlns:wp="http://schemas.openxmlformats.org/drawingml/2006/wordprocessingDrawing" xmlns:w10="urn:schemas-microsoft-com:office:word" xmlns:w="http://schemas.openxmlformats.org/wordprocessingml/2006/main" xmlns:w14="http://schemas.microsoft.com/office/word/2010/wordml" xmlns:w15="http://schemas.microsoft.com/office/word/2012/wordml" xmlns:w16cex="http://schemas.microsoft.com/office/word/2018/wordml/cex" xmlns:w16cid="http://schemas.microsoft.com/office/word/2016/wordml/cid" xmlns:w16="http://schemas.microsoft.com/office/word/2018/wordml" xmlns:w16sdtdh="http://schemas.microsoft.com/office/word/2020/wordml/sdtdatahash" xmlns:w16se="http://schemas.microsoft.com/office/word/2015/wordml/symex" xmlns:wpg="http://schemas.microsoft.com/office/word/2010/wordprocessingGroup" xmlns:wpi="http://schemas.microsoft.com/office/word/2010/wordprocessingInk" xmlns:wne="http://schemas.microsoft.com/office/word/2006/wordml" xmlns:wps="http://schemas.microsoft.com/office/word/2010/wordprocessingShape" mc:Ignorable="w14 w15 w16se w16cid w16 w16cex w16sdtdh wp14">
+<w:numbering xmlns:wpc="http://schemas.microsoft.com/office/word/2010/wordprocessingCanvas" xmlns:cx="http://schemas.microsoft.com/office/drawing/2014/chartex" xmlns:cx1="http://schemas.microsoft.com/office/drawing/2015/9/8/chartex" xmlns:cx2="http://schemas.microsoft.com/office/drawing/2015/10/21/chartex" xmlns:cx3="http://schemas.microsoft.com/office/drawing/2016/5/9/chartex" xmlns:cx4="http://schemas.microsoft.com/office/drawing/2016/5/10/chartex" xmlns:cx5="http://schemas.microsoft.com/office/drawing/2016/5/11/chartex" xmlns:cx6="http://schemas.microsoft.com/office/drawing/2016/5/12/chartex" xmlns:cx7="http://schemas.microsoft.com/office/drawing/2016/5/13/chartex" xmlns:cx8="http://schemas.microsoft.com/office/drawing/2016/5/14/chartex" xmlns:mc="http://schemas.openxmlformats.org/markup-compatibility/2006" xmlns:aink="http://schemas.microsoft.com/office/drawing/2016/ink" xmlns:am3d="http://schemas.microsoft.com/office/drawing/2017/model3d" xmlns:o="urn:schemas-microsoft-com:office:office" xmlns:oel="http://schemas.microsoft.com/office/2019/extlst" xmlns:r="http://schemas.openxmlformats.org/officeDocument/2006/relationships" xmlns:m="http://schemas.openxmlformats.org/officeDocument/2006/math" xmlns:v="urn:schemas-microsoft-com:vml" xmlns:wp14="http://schemas.microsoft.com/office/word/2010/wordprocessingDrawing" xmlns:wp="http://schemas.openxmlformats.org/drawingml/2006/wordprocessingDrawing" xmlns:w10="urn:schemas-microsoft-com:office:word" xmlns:w="http://schemas.openxmlformats.org/wordprocessingml/2006/main" xmlns:w14="http://schemas.microsoft.com/office/word/2010/wordml" xmlns:w15="http://schemas.microsoft.com/office/word/2012/wordml" xmlns:w16cex="http://schemas.microsoft.com/office/word/2018/wordml/cex" xmlns:w16cid="http://schemas.microsoft.com/office/word/2016/wordml/cid" xmlns:w16="http://schemas.microsoft.com/office/word/2018/wordml" xmlns:w16du="http://schemas.microsoft.com/office/word/2023/wordml/word16du" xmlns:w16sdtdh="http://schemas.microsoft.com/office/word/2020/wordml/sdtdatahash" xmlns:w16sdtfl="http://schemas.microsoft.com/office/word/2024/wordml/sdtformatlock" xmlns:w16se="http://schemas.microsoft.com/office/word/2015/wordml/symex" xmlns:wpg="http://schemas.microsoft.com/office/word/2010/wordprocessingGroup" xmlns:wpi="http://schemas.microsoft.com/office/word/2010/wordprocessingInk" xmlns:wne="http://schemas.microsoft.com/office/word/2006/wordml" xmlns:wps="http://schemas.microsoft.com/office/word/2010/wordprocessingShape" mc:Ignorable="w14 w15 w16se w16cid w16 w16cex w16sdtdh w16sdtfl w16du wp14">
   <w:abstractNum w:abstractNumId="0" w15:restartNumberingAfterBreak="0">
     <w:nsid w:val="129E5F86"/>
     <w:multiLevelType w:val="hybridMultilevel"/>
@@ -23665,23 +23709,23 @@
       </w:pPr>
     </w:lvl>
   </w:abstractNum>
-  <w:num w:numId="1">
+  <w:num w:numId="1" w16cid:durableId="547646902">
     <w:abstractNumId w:val="2"/>
   </w:num>
-  <w:num w:numId="2">
+  <w:num w:numId="2" w16cid:durableId="638069559">
     <w:abstractNumId w:val="3"/>
   </w:num>
-  <w:num w:numId="3">
+  <w:num w:numId="3" w16cid:durableId="1960722549">
     <w:abstractNumId w:val="0"/>
   </w:num>
-  <w:num w:numId="4">
+  <w:num w:numId="4" w16cid:durableId="981038934">
     <w:abstractNumId w:val="1"/>
   </w:num>
 </w:numbering>
 </file>
 
 <file path=word/styles.xml><?xml version="1.0" encoding="utf-8"?>
-<w:styles xmlns:mc="http://schemas.openxmlformats.org/markup-compatibility/2006" xmlns:r="http://schemas.openxmlformats.org/officeDocument/2006/relationships" xmlns:w="http://schemas.openxmlformats.org/wordprocessingml/2006/main" xmlns:w14="http://schemas.microsoft.com/office/word/2010/wordml" xmlns:w15="http://schemas.microsoft.com/office/word/2012/wordml" xmlns:w16cex="http://schemas.microsoft.com/office/word/2018/wordml/cex" xmlns:w16cid="http://schemas.microsoft.com/office/word/2016/wordml/cid" xmlns:w16="http://schemas.microsoft.com/office/word/2018/wordml" xmlns:w16sdtdh="http://schemas.microsoft.com/office/word/2020/wordml/sdtdatahash" xmlns:w16se="http://schemas.microsoft.com/office/word/2015/wordml/symex" mc:Ignorable="w14 w15 w16se w16cid w16 w16cex w16sdtdh">
+<w:styles xmlns:mc="http://schemas.openxmlformats.org/markup-compatibility/2006" xmlns:r="http://schemas.openxmlformats.org/officeDocument/2006/relationships" xmlns:w="http://schemas.openxmlformats.org/wordprocessingml/2006/main" xmlns:w14="http://schemas.microsoft.com/office/word/2010/wordml" xmlns:w15="http://schemas.microsoft.com/office/word/2012/wordml" xmlns:w16cex="http://schemas.microsoft.com/office/word/2018/wordml/cex" xmlns:w16cid="http://schemas.microsoft.com/office/word/2016/wordml/cid" xmlns:w16="http://schemas.microsoft.com/office/word/2018/wordml" xmlns:w16du="http://schemas.microsoft.com/office/word/2023/wordml/word16du" xmlns:w16sdtdh="http://schemas.microsoft.com/office/word/2020/wordml/sdtdatahash" xmlns:w16sdtfl="http://schemas.microsoft.com/office/word/2024/wordml/sdtformatlock" xmlns:w16se="http://schemas.microsoft.com/office/word/2015/wordml/symex" mc:Ignorable="w14 w15 w16se w16cid w16 w16cex w16sdtdh w16sdtfl w16du">
   <w:docDefaults>
     <w:rPrDefault>
       <w:rPr>
@@ -24701,12 +24745,6 @@
 </file>
 
 <file path=customXml/item2.xml><?xml version="1.0" encoding="utf-8"?>
-<p:properties xmlns:p="http://schemas.microsoft.com/office/2006/metadata/properties" xmlns:xsi="http://www.w3.org/2001/XMLSchema-instance" xmlns:pc="http://schemas.microsoft.com/office/infopath/2007/PartnerControls">
-  <documentManagement/>
-</p:properties>
-</file>
-
-<file path=customXml/item3.xml><?xml version="1.0" encoding="utf-8"?>
 <ct:contentTypeSchema xmlns:ct="http://schemas.microsoft.com/office/2006/metadata/contentType" xmlns:ma="http://schemas.microsoft.com/office/2006/metadata/properties/metaAttributes" ct:_="" ma:_="" ma:contentTypeName="Documento" ma:contentTypeID="0x010100E96778489EE7714D8BD12CC105EB918B" ma:contentTypeVersion="2" ma:contentTypeDescription="Crear nuevo documento." ma:contentTypeScope="" ma:versionID="416c5c7ae9b5d54d83875cd3c65194e3">
   <xsd:schema xmlns:xsd="http://www.w3.org/2001/XMLSchema" xmlns:xs="http://www.w3.org/2001/XMLSchema" xmlns:p="http://schemas.microsoft.com/office/2006/metadata/properties" xmlns:ns2="126e8a1c-9ea9-435a-ac89-d06c80d62e30" targetNamespace="http://schemas.microsoft.com/office/2006/metadata/properties" ma:root="true" ma:fieldsID="70a237c842677bd850644f8595079f5e" ns2:_="">
     <xsd:import namespace="126e8a1c-9ea9-435a-ac89-d06c80d62e30"/>
@@ -24838,6 +24876,12 @@
 </ct:contentTypeSchema>
 </file>
 
+<file path=customXml/item3.xml><?xml version="1.0" encoding="utf-8"?>
+<p:properties xmlns:p="http://schemas.microsoft.com/office/2006/metadata/properties" xmlns:xsi="http://www.w3.org/2001/XMLSchema-instance" xmlns:pc="http://schemas.microsoft.com/office/infopath/2007/PartnerControls">
+  <documentManagement/>
+</p:properties>
+</file>
+
 <file path=customXml/itemProps1.xml><?xml version="1.0" encoding="utf-8"?>
 <ds:datastoreItem xmlns:ds="http://schemas.openxmlformats.org/officeDocument/2006/customXml" ds:itemID="{F3E3E2F7-59E7-4722-B872-D023DC9D1CC1}">
   <ds:schemaRefs>
@@ -24847,15 +24891,6 @@
 </file>
 
 <file path=customXml/itemProps2.xml><?xml version="1.0" encoding="utf-8"?>
-<ds:datastoreItem xmlns:ds="http://schemas.openxmlformats.org/officeDocument/2006/customXml" ds:itemID="{38174882-579A-45DC-A704-C035A9357F73}">
-  <ds:schemaRefs>
-    <ds:schemaRef ds:uri="http://schemas.microsoft.com/office/2006/metadata/properties"/>
-    <ds:schemaRef ds:uri="http://schemas.microsoft.com/office/infopath/2007/PartnerControls"/>
-  </ds:schemaRefs>
-</ds:datastoreItem>
-</file>
-
-<file path=customXml/itemProps3.xml><?xml version="1.0" encoding="utf-8"?>
 <ds:datastoreItem xmlns:ds="http://schemas.openxmlformats.org/officeDocument/2006/customXml" ds:itemID="{7C9B9CFF-B258-43B4-948A-968A031773F5}">
   <ds:schemaRefs>
     <ds:schemaRef ds:uri="http://schemas.microsoft.com/office/2006/metadata/contentType"/>
@@ -24871,4 +24906,13 @@
     <ds:schemaRef ds:uri="http://schemas.microsoft.com/internal/obd"/>
   </ds:schemaRefs>
 </ds:datastoreItem>
+</file>
+
+<file path=customXml/itemProps3.xml><?xml version="1.0" encoding="utf-8"?>
+<ds:datastoreItem xmlns:ds="http://schemas.openxmlformats.org/officeDocument/2006/customXml" ds:itemID="{38174882-579A-45DC-A704-C035A9357F73}">
+  <ds:schemaRefs>
+    <ds:schemaRef ds:uri="http://schemas.microsoft.com/office/2006/metadata/properties"/>
+    <ds:schemaRef ds:uri="http://schemas.microsoft.com/office/infopath/2007/PartnerControls"/>
+  </ds:schemaRefs>
+</ds:datastoreItem>
 </file>
--- a/Fase 1/Evidencias grupales/1.5_GuiaEstudiante_Fase 1_Definicion Proyecto APT (1).docx
+++ b/Fase 1/Evidencias grupales/1.5_GuiaEstudiante_Fase 1_Definicion Proyecto APT (1).docx
@@ -11813,6 +11813,14 @@
               </w:rPr>
               <w:t> </w:t>
             </w:r>
+            <w:r>
+              <w:rPr>
+                <w:rFonts w:ascii="Aptos Narrow" w:eastAsia="Times New Roman" w:hAnsi="Aptos Narrow" w:cs="Times New Roman"/>
+                <w:color w:val="000000"/>
+                <w:lang w:eastAsia="es-CL"/>
+              </w:rPr>
+              <w:t>x</w:t>
+            </w:r>
           </w:p>
         </w:tc>
         <w:tc>
@@ -11846,6 +11854,14 @@
               </w:rPr>
               <w:t> </w:t>
             </w:r>
+            <w:r>
+              <w:rPr>
+                <w:rFonts w:ascii="Aptos Narrow" w:eastAsia="Times New Roman" w:hAnsi="Aptos Narrow" w:cs="Times New Roman"/>
+                <w:color w:val="000000"/>
+                <w:lang w:eastAsia="es-CL"/>
+              </w:rPr>
+              <w:t>x</w:t>
+            </w:r>
           </w:p>
         </w:tc>
         <w:tc>
@@ -11878,6 +11894,14 @@
                 <w:lang w:eastAsia="es-CL"/>
               </w:rPr>
               <w:t> </w:t>
+            </w:r>
+            <w:r>
+              <w:rPr>
+                <w:rFonts w:ascii="Aptos Narrow" w:eastAsia="Times New Roman" w:hAnsi="Aptos Narrow" w:cs="Times New Roman"/>
+                <w:color w:val="000000"/>
+                <w:lang w:eastAsia="es-CL"/>
+              </w:rPr>
+              <w:t>x</w:t>
             </w:r>
           </w:p>
         </w:tc>
@@ -12510,6 +12534,14 @@
               </w:rPr>
               <w:t> </w:t>
             </w:r>
+            <w:r>
+              <w:rPr>
+                <w:rFonts w:ascii="Aptos Narrow" w:eastAsia="Times New Roman" w:hAnsi="Aptos Narrow" w:cs="Times New Roman"/>
+                <w:color w:val="000000"/>
+                <w:lang w:eastAsia="es-CL"/>
+              </w:rPr>
+              <w:t>x</w:t>
+            </w:r>
           </w:p>
         </w:tc>
         <w:tc>
@@ -12542,6 +12574,14 @@
                 <w:lang w:eastAsia="es-CL"/>
               </w:rPr>
               <w:t> </w:t>
+            </w:r>
+            <w:r>
+              <w:rPr>
+                <w:rFonts w:ascii="Aptos Narrow" w:eastAsia="Times New Roman" w:hAnsi="Aptos Narrow" w:cs="Times New Roman"/>
+                <w:color w:val="000000"/>
+                <w:lang w:eastAsia="es-CL"/>
+              </w:rPr>
+              <w:t>x</w:t>
             </w:r>
           </w:p>
         </w:tc>
@@ -13192,6 +13232,14 @@
               </w:rPr>
               <w:t> </w:t>
             </w:r>
+            <w:r>
+              <w:rPr>
+                <w:rFonts w:ascii="Aptos Narrow" w:eastAsia="Times New Roman" w:hAnsi="Aptos Narrow" w:cs="Times New Roman"/>
+                <w:color w:val="000000"/>
+                <w:lang w:eastAsia="es-CL"/>
+              </w:rPr>
+              <w:t>x</w:t>
+            </w:r>
           </w:p>
         </w:tc>
         <w:tc>
@@ -13224,6 +13272,14 @@
                 <w:lang w:eastAsia="es-CL"/>
               </w:rPr>
               <w:t> </w:t>
+            </w:r>
+            <w:r>
+              <w:rPr>
+                <w:rFonts w:ascii="Aptos Narrow" w:eastAsia="Times New Roman" w:hAnsi="Aptos Narrow" w:cs="Times New Roman"/>
+                <w:color w:val="000000"/>
+                <w:lang w:eastAsia="es-CL"/>
+              </w:rPr>
+              <w:t>x</w:t>
             </w:r>
           </w:p>
         </w:tc>
@@ -13856,6 +13912,14 @@
               </w:rPr>
               <w:t> </w:t>
             </w:r>
+            <w:r>
+              <w:rPr>
+                <w:rFonts w:ascii="Aptos Narrow" w:eastAsia="Times New Roman" w:hAnsi="Aptos Narrow" w:cs="Times New Roman"/>
+                <w:color w:val="000000"/>
+                <w:lang w:eastAsia="es-CL"/>
+              </w:rPr>
+              <w:t>x</w:t>
+            </w:r>
           </w:p>
         </w:tc>
         <w:tc>
@@ -13888,6 +13952,14 @@
                 <w:lang w:eastAsia="es-CL"/>
               </w:rPr>
               <w:t> </w:t>
+            </w:r>
+            <w:r>
+              <w:rPr>
+                <w:rFonts w:ascii="Aptos Narrow" w:eastAsia="Times New Roman" w:hAnsi="Aptos Narrow" w:cs="Times New Roman"/>
+                <w:color w:val="000000"/>
+                <w:lang w:eastAsia="es-CL"/>
+              </w:rPr>
+              <w:t>x</w:t>
             </w:r>
           </w:p>
         </w:tc>
@@ -14511,6 +14583,14 @@
               </w:rPr>
               <w:t> </w:t>
             </w:r>
+            <w:r>
+              <w:rPr>
+                <w:rFonts w:ascii="Aptos Narrow" w:eastAsia="Times New Roman" w:hAnsi="Aptos Narrow" w:cs="Times New Roman"/>
+                <w:color w:val="000000"/>
+                <w:lang w:eastAsia="es-CL"/>
+              </w:rPr>
+              <w:t>x</w:t>
+            </w:r>
           </w:p>
         </w:tc>
         <w:tc>
@@ -14543,6 +14623,14 @@
                 <w:lang w:eastAsia="es-CL"/>
               </w:rPr>
               <w:t> </w:t>
+            </w:r>
+            <w:r>
+              <w:rPr>
+                <w:rFonts w:ascii="Aptos Narrow" w:eastAsia="Times New Roman" w:hAnsi="Aptos Narrow" w:cs="Times New Roman"/>
+                <w:color w:val="000000"/>
+                <w:lang w:eastAsia="es-CL"/>
+              </w:rPr>
+              <w:t>x</w:t>
             </w:r>
           </w:p>
         </w:tc>
@@ -15175,6 +15263,14 @@
               </w:rPr>
               <w:t> </w:t>
             </w:r>
+            <w:r>
+              <w:rPr>
+                <w:rFonts w:ascii="Aptos Narrow" w:eastAsia="Times New Roman" w:hAnsi="Aptos Narrow" w:cs="Times New Roman"/>
+                <w:color w:val="000000"/>
+                <w:lang w:eastAsia="es-CL"/>
+              </w:rPr>
+              <w:t>x</w:t>
+            </w:r>
           </w:p>
         </w:tc>
         <w:tc>
@@ -15207,6 +15303,14 @@
                 <w:lang w:eastAsia="es-CL"/>
               </w:rPr>
               <w:t> </w:t>
+            </w:r>
+            <w:r>
+              <w:rPr>
+                <w:rFonts w:ascii="Aptos Narrow" w:eastAsia="Times New Roman" w:hAnsi="Aptos Narrow" w:cs="Times New Roman"/>
+                <w:color w:val="000000"/>
+                <w:lang w:eastAsia="es-CL"/>
+              </w:rPr>
+              <w:t>x</w:t>
             </w:r>
           </w:p>
         </w:tc>
@@ -15765,6 +15869,14 @@
               </w:rPr>
               <w:t> </w:t>
             </w:r>
+            <w:r>
+              <w:rPr>
+                <w:rFonts w:ascii="Aptos Narrow" w:eastAsia="Times New Roman" w:hAnsi="Aptos Narrow" w:cs="Times New Roman"/>
+                <w:color w:val="000000"/>
+                <w:lang w:eastAsia="es-CL"/>
+              </w:rPr>
+              <w:t>x</w:t>
+            </w:r>
           </w:p>
         </w:tc>
         <w:tc>
@@ -15797,6 +15909,14 @@
                 <w:lang w:eastAsia="es-CL"/>
               </w:rPr>
               <w:t> </w:t>
+            </w:r>
+            <w:r>
+              <w:rPr>
+                <w:rFonts w:ascii="Aptos Narrow" w:eastAsia="Times New Roman" w:hAnsi="Aptos Narrow" w:cs="Times New Roman"/>
+                <w:color w:val="000000"/>
+                <w:lang w:eastAsia="es-CL"/>
+              </w:rPr>
+              <w:t>x</w:t>
             </w:r>
           </w:p>
         </w:tc>
@@ -16461,6 +16581,14 @@
               </w:rPr>
               <w:t> </w:t>
             </w:r>
+            <w:r>
+              <w:rPr>
+                <w:rFonts w:ascii="Aptos Narrow" w:eastAsia="Times New Roman" w:hAnsi="Aptos Narrow" w:cs="Times New Roman"/>
+                <w:color w:val="000000"/>
+                <w:lang w:eastAsia="es-CL"/>
+              </w:rPr>
+              <w:t>x</w:t>
+            </w:r>
           </w:p>
         </w:tc>
         <w:tc>
@@ -16492,7 +16620,7 @@
                 <w:color w:val="000000"/>
                 <w:lang w:eastAsia="es-CL"/>
               </w:rPr>
-              <w:t> </w:t>
+              <w:t>x</w:t>
             </w:r>
           </w:p>
         </w:tc>
@@ -17125,6 +17253,14 @@
               </w:rPr>
               <w:t> </w:t>
             </w:r>
+            <w:r>
+              <w:rPr>
+                <w:rFonts w:ascii="Aptos Narrow" w:eastAsia="Times New Roman" w:hAnsi="Aptos Narrow" w:cs="Times New Roman"/>
+                <w:color w:val="000000"/>
+                <w:lang w:eastAsia="es-CL"/>
+              </w:rPr>
+              <w:t>x</w:t>
+            </w:r>
           </w:p>
         </w:tc>
         <w:tc>
@@ -17157,6 +17293,14 @@
                 <w:lang w:eastAsia="es-CL"/>
               </w:rPr>
               <w:t> </w:t>
+            </w:r>
+            <w:r>
+              <w:rPr>
+                <w:rFonts w:ascii="Aptos Narrow" w:eastAsia="Times New Roman" w:hAnsi="Aptos Narrow" w:cs="Times New Roman"/>
+                <w:color w:val="000000"/>
+                <w:lang w:eastAsia="es-CL"/>
+              </w:rPr>
+              <w:t>x</w:t>
             </w:r>
           </w:p>
         </w:tc>
@@ -17782,6 +17926,14 @@
               </w:rPr>
               <w:t> </w:t>
             </w:r>
+            <w:r>
+              <w:rPr>
+                <w:rFonts w:ascii="Aptos Narrow" w:eastAsia="Times New Roman" w:hAnsi="Aptos Narrow" w:cs="Times New Roman"/>
+                <w:color w:val="000000"/>
+                <w:lang w:eastAsia="es-CL"/>
+              </w:rPr>
+              <w:t>x</w:t>
+            </w:r>
           </w:p>
         </w:tc>
         <w:tc>
@@ -17814,6 +17966,14 @@
                 <w:lang w:eastAsia="es-CL"/>
               </w:rPr>
               <w:t> </w:t>
+            </w:r>
+            <w:r>
+              <w:rPr>
+                <w:rFonts w:ascii="Aptos Narrow" w:eastAsia="Times New Roman" w:hAnsi="Aptos Narrow" w:cs="Times New Roman"/>
+                <w:color w:val="000000"/>
+                <w:lang w:eastAsia="es-CL"/>
+              </w:rPr>
+              <w:t>x</w:t>
             </w:r>
           </w:p>
         </w:tc>
@@ -18445,6 +18605,14 @@
               </w:rPr>
               <w:t> </w:t>
             </w:r>
+            <w:r>
+              <w:rPr>
+                <w:rFonts w:ascii="Aptos Narrow" w:eastAsia="Times New Roman" w:hAnsi="Aptos Narrow" w:cs="Times New Roman"/>
+                <w:color w:val="000000"/>
+                <w:lang w:eastAsia="es-CL"/>
+              </w:rPr>
+              <w:t>x</w:t>
+            </w:r>
           </w:p>
         </w:tc>
         <w:tc>
@@ -18478,6 +18646,14 @@
               </w:rPr>
               <w:t> </w:t>
             </w:r>
+            <w:r>
+              <w:rPr>
+                <w:rFonts w:ascii="Aptos Narrow" w:eastAsia="Times New Roman" w:hAnsi="Aptos Narrow" w:cs="Times New Roman"/>
+                <w:color w:val="000000"/>
+                <w:lang w:eastAsia="es-CL"/>
+              </w:rPr>
+              <w:t>x</w:t>
+            </w:r>
           </w:p>
         </w:tc>
         <w:tc>
@@ -18510,6 +18686,14 @@
                 <w:lang w:eastAsia="es-CL"/>
               </w:rPr>
               <w:t> </w:t>
+            </w:r>
+            <w:r>
+              <w:rPr>
+                <w:rFonts w:ascii="Aptos Narrow" w:eastAsia="Times New Roman" w:hAnsi="Aptos Narrow" w:cs="Times New Roman"/>
+                <w:color w:val="000000"/>
+                <w:lang w:eastAsia="es-CL"/>
+              </w:rPr>
+              <w:t>x</w:t>
             </w:r>
           </w:p>
         </w:tc>
@@ -19109,6 +19293,14 @@
               </w:rPr>
               <w:t> </w:t>
             </w:r>
+            <w:r>
+              <w:rPr>
+                <w:rFonts w:ascii="Aptos Narrow" w:eastAsia="Times New Roman" w:hAnsi="Aptos Narrow" w:cs="Times New Roman"/>
+                <w:color w:val="000000"/>
+                <w:lang w:eastAsia="es-CL"/>
+              </w:rPr>
+              <w:t>x</w:t>
+            </w:r>
           </w:p>
         </w:tc>
         <w:tc>
@@ -19142,6 +19334,14 @@
               </w:rPr>
               <w:t> </w:t>
             </w:r>
+            <w:r>
+              <w:rPr>
+                <w:rFonts w:ascii="Aptos Narrow" w:eastAsia="Times New Roman" w:hAnsi="Aptos Narrow" w:cs="Times New Roman"/>
+                <w:color w:val="000000"/>
+                <w:lang w:eastAsia="es-CL"/>
+              </w:rPr>
+              <w:t>x</w:t>
+            </w:r>
           </w:p>
         </w:tc>
         <w:tc>
@@ -19174,6 +19374,14 @@
                 <w:lang w:eastAsia="es-CL"/>
               </w:rPr>
               <w:t> </w:t>
+            </w:r>
+            <w:r>
+              <w:rPr>
+                <w:rFonts w:ascii="Aptos Narrow" w:eastAsia="Times New Roman" w:hAnsi="Aptos Narrow" w:cs="Times New Roman"/>
+                <w:color w:val="000000"/>
+                <w:lang w:eastAsia="es-CL"/>
+              </w:rPr>
+              <w:t>x</w:t>
             </w:r>
           </w:p>
         </w:tc>
@@ -19773,6 +19981,14 @@
               </w:rPr>
               <w:t> </w:t>
             </w:r>
+            <w:r>
+              <w:rPr>
+                <w:rFonts w:ascii="Aptos Narrow" w:eastAsia="Times New Roman" w:hAnsi="Aptos Narrow" w:cs="Times New Roman"/>
+                <w:color w:val="000000"/>
+                <w:lang w:eastAsia="es-CL"/>
+              </w:rPr>
+              <w:t>x</w:t>
+            </w:r>
           </w:p>
         </w:tc>
         <w:tc>
@@ -19805,6 +20021,14 @@
                 <w:lang w:eastAsia="es-CL"/>
               </w:rPr>
               <w:t> </w:t>
+            </w:r>
+            <w:r>
+              <w:rPr>
+                <w:rFonts w:ascii="Aptos Narrow" w:eastAsia="Times New Roman" w:hAnsi="Aptos Narrow" w:cs="Times New Roman"/>
+                <w:color w:val="000000"/>
+                <w:lang w:eastAsia="es-CL"/>
+              </w:rPr>
+              <w:t>x</w:t>
             </w:r>
           </w:p>
         </w:tc>
@@ -20404,6 +20628,14 @@
               </w:rPr>
               <w:t> </w:t>
             </w:r>
+            <w:r>
+              <w:rPr>
+                <w:rFonts w:ascii="Aptos Narrow" w:eastAsia="Times New Roman" w:hAnsi="Aptos Narrow" w:cs="Times New Roman"/>
+                <w:color w:val="000000"/>
+                <w:lang w:eastAsia="es-CL"/>
+              </w:rPr>
+              <w:t>x</w:t>
+            </w:r>
           </w:p>
         </w:tc>
         <w:tc>
@@ -20436,6 +20668,14 @@
                 <w:lang w:eastAsia="es-CL"/>
               </w:rPr>
               <w:t> </w:t>
+            </w:r>
+            <w:r>
+              <w:rPr>
+                <w:rFonts w:ascii="Aptos Narrow" w:eastAsia="Times New Roman" w:hAnsi="Aptos Narrow" w:cs="Times New Roman"/>
+                <w:color w:val="000000"/>
+                <w:lang w:eastAsia="es-CL"/>
+              </w:rPr>
+              <w:t>x</w:t>
             </w:r>
           </w:p>
         </w:tc>
@@ -21068,6 +21308,14 @@
               </w:rPr>
               <w:t> </w:t>
             </w:r>
+            <w:r>
+              <w:rPr>
+                <w:rFonts w:ascii="Aptos Narrow" w:eastAsia="Times New Roman" w:hAnsi="Aptos Narrow" w:cs="Times New Roman"/>
+                <w:color w:val="000000"/>
+                <w:lang w:eastAsia="es-CL"/>
+              </w:rPr>
+              <w:t>x</w:t>
+            </w:r>
           </w:p>
         </w:tc>
         <w:tc>
@@ -21100,6 +21348,14 @@
                 <w:lang w:eastAsia="es-CL"/>
               </w:rPr>
               <w:t> </w:t>
+            </w:r>
+            <w:r>
+              <w:rPr>
+                <w:rFonts w:ascii="Aptos Narrow" w:eastAsia="Times New Roman" w:hAnsi="Aptos Narrow" w:cs="Times New Roman"/>
+                <w:color w:val="000000"/>
+                <w:lang w:eastAsia="es-CL"/>
+              </w:rPr>
+              <w:t>x</w:t>
             </w:r>
           </w:p>
         </w:tc>
@@ -21731,6 +21987,14 @@
               </w:rPr>
               <w:t> </w:t>
             </w:r>
+            <w:r>
+              <w:rPr>
+                <w:rFonts w:ascii="Aptos Narrow" w:eastAsia="Times New Roman" w:hAnsi="Aptos Narrow" w:cs="Times New Roman"/>
+                <w:color w:val="000000"/>
+                <w:lang w:eastAsia="es-CL"/>
+              </w:rPr>
+              <w:t>x</w:t>
+            </w:r>
           </w:p>
         </w:tc>
         <w:tc>
@@ -21763,6 +22027,14 @@
                 <w:lang w:eastAsia="es-CL"/>
               </w:rPr>
               <w:t> </w:t>
+            </w:r>
+            <w:r>
+              <w:rPr>
+                <w:rFonts w:ascii="Aptos Narrow" w:eastAsia="Times New Roman" w:hAnsi="Aptos Narrow" w:cs="Times New Roman"/>
+                <w:color w:val="000000"/>
+                <w:lang w:eastAsia="es-CL"/>
+              </w:rPr>
+              <w:t>x</w:t>
             </w:r>
           </w:p>
         </w:tc>
@@ -22395,6 +22667,14 @@
               </w:rPr>
               <w:t> </w:t>
             </w:r>
+            <w:r>
+              <w:rPr>
+                <w:rFonts w:ascii="Aptos Narrow" w:eastAsia="Times New Roman" w:hAnsi="Aptos Narrow" w:cs="Times New Roman"/>
+                <w:color w:val="000000"/>
+                <w:lang w:eastAsia="es-CL"/>
+              </w:rPr>
+              <w:t>x</w:t>
+            </w:r>
           </w:p>
         </w:tc>
         <w:tc>
@@ -22427,6 +22707,14 @@
                 <w:lang w:eastAsia="es-CL"/>
               </w:rPr>
               <w:t> </w:t>
+            </w:r>
+            <w:r>
+              <w:rPr>
+                <w:rFonts w:ascii="Aptos Narrow" w:eastAsia="Times New Roman" w:hAnsi="Aptos Narrow" w:cs="Times New Roman"/>
+                <w:color w:val="000000"/>
+                <w:lang w:eastAsia="es-CL"/>
+              </w:rPr>
+              <w:t>x</w:t>
             </w:r>
           </w:p>
         </w:tc>
@@ -23026,6 +23314,14 @@
               </w:rPr>
               <w:t> </w:t>
             </w:r>
+            <w:r>
+              <w:rPr>
+                <w:rFonts w:ascii="Aptos Narrow" w:eastAsia="Times New Roman" w:hAnsi="Aptos Narrow" w:cs="Times New Roman"/>
+                <w:color w:val="000000"/>
+                <w:lang w:eastAsia="es-CL"/>
+              </w:rPr>
+              <w:t>x</w:t>
+            </w:r>
           </w:p>
         </w:tc>
         <w:tc>
@@ -23058,6 +23354,14 @@
                 <w:lang w:eastAsia="es-CL"/>
               </w:rPr>
               <w:t> </w:t>
+            </w:r>
+            <w:r>
+              <w:rPr>
+                <w:rFonts w:ascii="Aptos Narrow" w:eastAsia="Times New Roman" w:hAnsi="Aptos Narrow" w:cs="Times New Roman"/>
+                <w:color w:val="000000"/>
+                <w:lang w:eastAsia="es-CL"/>
+              </w:rPr>
+              <w:t>x</w:t>
             </w:r>
           </w:p>
         </w:tc>
@@ -24745,6 +25049,12 @@
 </file>
 
 <file path=customXml/item2.xml><?xml version="1.0" encoding="utf-8"?>
+<p:properties xmlns:p="http://schemas.microsoft.com/office/2006/metadata/properties" xmlns:xsi="http://www.w3.org/2001/XMLSchema-instance" xmlns:pc="http://schemas.microsoft.com/office/infopath/2007/PartnerControls">
+  <documentManagement/>
+</p:properties>
+</file>
+
+<file path=customXml/item3.xml><?xml version="1.0" encoding="utf-8"?>
 <ct:contentTypeSchema xmlns:ct="http://schemas.microsoft.com/office/2006/metadata/contentType" xmlns:ma="http://schemas.microsoft.com/office/2006/metadata/properties/metaAttributes" ct:_="" ma:_="" ma:contentTypeName="Documento" ma:contentTypeID="0x010100E96778489EE7714D8BD12CC105EB918B" ma:contentTypeVersion="2" ma:contentTypeDescription="Crear nuevo documento." ma:contentTypeScope="" ma:versionID="416c5c7ae9b5d54d83875cd3c65194e3">
   <xsd:schema xmlns:xsd="http://www.w3.org/2001/XMLSchema" xmlns:xs="http://www.w3.org/2001/XMLSchema" xmlns:p="http://schemas.microsoft.com/office/2006/metadata/properties" xmlns:ns2="126e8a1c-9ea9-435a-ac89-d06c80d62e30" targetNamespace="http://schemas.microsoft.com/office/2006/metadata/properties" ma:root="true" ma:fieldsID="70a237c842677bd850644f8595079f5e" ns2:_="">
     <xsd:import namespace="126e8a1c-9ea9-435a-ac89-d06c80d62e30"/>
@@ -24876,12 +25186,6 @@
 </ct:contentTypeSchema>
 </file>
 
-<file path=customXml/item3.xml><?xml version="1.0" encoding="utf-8"?>
-<p:properties xmlns:p="http://schemas.microsoft.com/office/2006/metadata/properties" xmlns:xsi="http://www.w3.org/2001/XMLSchema-instance" xmlns:pc="http://schemas.microsoft.com/office/infopath/2007/PartnerControls">
-  <documentManagement/>
-</p:properties>
-</file>
-
 <file path=customXml/itemProps1.xml><?xml version="1.0" encoding="utf-8"?>
 <ds:datastoreItem xmlns:ds="http://schemas.openxmlformats.org/officeDocument/2006/customXml" ds:itemID="{F3E3E2F7-59E7-4722-B872-D023DC9D1CC1}">
   <ds:schemaRefs>
@@ -24891,6 +25195,15 @@
 </file>
 
 <file path=customXml/itemProps2.xml><?xml version="1.0" encoding="utf-8"?>
+<ds:datastoreItem xmlns:ds="http://schemas.openxmlformats.org/officeDocument/2006/customXml" ds:itemID="{38174882-579A-45DC-A704-C035A9357F73}">
+  <ds:schemaRefs>
+    <ds:schemaRef ds:uri="http://schemas.microsoft.com/office/2006/metadata/properties"/>
+    <ds:schemaRef ds:uri="http://schemas.microsoft.com/office/infopath/2007/PartnerControls"/>
+  </ds:schemaRefs>
+</ds:datastoreItem>
+</file>
+
+<file path=customXml/itemProps3.xml><?xml version="1.0" encoding="utf-8"?>
 <ds:datastoreItem xmlns:ds="http://schemas.openxmlformats.org/officeDocument/2006/customXml" ds:itemID="{7C9B9CFF-B258-43B4-948A-968A031773F5}">
   <ds:schemaRefs>
     <ds:schemaRef ds:uri="http://schemas.microsoft.com/office/2006/metadata/contentType"/>
@@ -24906,13 +25219,4 @@
     <ds:schemaRef ds:uri="http://schemas.microsoft.com/internal/obd"/>
   </ds:schemaRefs>
 </ds:datastoreItem>
-</file>
-
-<file path=customXml/itemProps3.xml><?xml version="1.0" encoding="utf-8"?>
-<ds:datastoreItem xmlns:ds="http://schemas.openxmlformats.org/officeDocument/2006/customXml" ds:itemID="{38174882-579A-45DC-A704-C035A9357F73}">
-  <ds:schemaRefs>
-    <ds:schemaRef ds:uri="http://schemas.microsoft.com/office/2006/metadata/properties"/>
-    <ds:schemaRef ds:uri="http://schemas.microsoft.com/office/infopath/2007/PartnerControls"/>
-  </ds:schemaRefs>
-</ds:datastoreItem>
 </file>